--- a/docs/전달용/보고서_분담/양식_LiDAR.docx
+++ b/docs/전달용/보고서_분담/양식_LiDAR.docx
@@ -724,7 +724,7 @@
           <w:sz w:val="20"/>
           <w:szCs w:val="20"/>
         </w:rPr>
-        <w:t xml:space="preserve">•  감속 신호(가장 가까운 장애물)에만 median 커널 5. 회피 마스크에는 걸지 않는다(부표 통째 삭제 방지).</w:t>
+        <w:t xml:space="preserve">•  감속 신호(가장 가까운 장애물)에만 median 커널 5 — 물보라 한 점에 속는 가짜 감속을 줄인다. 회피 마스크에는 걸지 않아 회피 접촉 성능은 그대로 둔다.</w:t>
       </w:r>
     </w:p>
     <w:p>
@@ -752,7 +752,7 @@
           <w:sz w:val="20"/>
           <w:szCs w:val="20"/>
         </w:rPr>
-        <w:t xml:space="preserve">•  지오펜스는 경계를 가짜 LiDAR 로 바꿔 ranges = min(real, geofence) 로 병합. 전방 ±60° 에서 2.0 m 안이면 STOP_HOLD.</w:t>
+        <w:t xml:space="preserve">•  지오펜스는 경계를 가짜 LiDAR 로 바꿔 ranges = min(real, geofence) 로 병합. 후보각·제자리 선회 구간에서는 의도한 진행 방향 ±60° 안에 경계가 2.0 m 이내면 STOP_HOLD.</w:t>
       </w:r>
     </w:p>
     <w:p>
@@ -6583,7 +6583,7 @@
           <w:sz w:val="20"/>
           <w:szCs w:val="20"/>
         </w:rPr>
-        <w:t xml:space="preserve">LiDAR 스캔에서 안전 구간(연속 빈 셀)을 찾고, 각 구간의 호 길이 arc = Δθ·r_edge·(e−s) 가 min_required_width = half_width×2 + clearance 이상인 구간만 후보로 남긴다. 후보 중 목표 방위에 가장 가까운 구간의 중심을 /desired_angle 로 고정주기 발행한다.</w:t>
+        <w:t xml:space="preserve">LiDAR 스캔에서 안전 구간(연속 빈 셀)을 찾고, 각 구간의 호 길이 arc = Δθ·r_edge·(e−s) 가 min_required_width = half_width×2 + clearance 이상인 구간만 후보로 남긴다. 각 후보 구간 안으로 목표 방위를 잘라 넣어(clamp) 목표에 가장 가까운 각을 고르고(동률이면 호가 긴 구간), 그 각을 /desired_angle 로 고정주기 발행한다.</w:t>
       </w:r>
     </w:p>
     <w:tbl>
@@ -7070,7 +7070,7 @@
                 <w:sz w:val="20"/>
                 <w:szCs w:val="20"/>
               </w:rPr>
-              <w:t xml:space="preserve">개체별 각분해능 0.223/0.250° 고려</w:t>
+              <w:t xml:space="preserve">3 이면 작은 부표를 무시한다 (두 배 공용)</w:t>
             </w:r>
           </w:p>
         </w:tc>
@@ -8528,7 +8528,7 @@
           <w:sz w:val="20"/>
           <w:szCs w:val="20"/>
         </w:rPr>
-        <w:t xml:space="preserve">작년 값 half_width 0.45 는 1.15 m 갭을 요구해 접촉 3.0 회·정체 1.5 회였다. 최적점의 갭 요구(half_width×2 + clearance)는 0.78~0.90 m 에 모인다. 선회 중 유효 폭 W·cosθ + L·sinθ 는 1번배 10° 에서 0.86 m 이므로 1 m 안팎 틈은 9° 이내 정렬이 필요하다 — 시뮬이 못 잡는 영역이라 수조 게이트 시험으로 확인한다.</w:t>
+        <w:t xml:space="preserve">작년 값 half_width 0.45 는 1.15 m 갭을 요구해 접촉 3.0 회·정체 1.5 회였다(1차 단일 시드 스윕). 최적점의 갭 요구(half_width×2 + clearance)는 0.78~0.90 m 에 모인다. 선회 중 유효 폭 W·cosθ + L·sinθ 는 1번배 10° 에서 0.86 m, 15° 에서 0.99 m 라 갭 요구 0.83 m 는 약 9° 이내로 정렬했을 때만 맞는다 — 1 m 안팎 틈은 시뮬이 못 잡는 영역이라 수조 게이트 시험으로 확인한다.</w:t>
       </w:r>
     </w:p>
     <w:p>

--- a/docs/전달용/보고서_분담/양식_LiDAR.docx
+++ b/docs/전달용/보고서_분담/양식_LiDAR.docx
@@ -715,8 +715,7 @@
     </w:p>
     <w:p>
       <w:pPr>
-        <w:spacing w:after="60" w:line="290"/>
-        <w:ind w:left="360" w:hanging="240"/>
+        <w:spacing w:after="100" w:line="300"/>
       </w:pPr>
       <w:r>
         <w:rPr>
@@ -724,7 +723,7 @@
           <w:sz w:val="20"/>
           <w:szCs w:val="20"/>
         </w:rPr>
-        <w:t xml:space="preserve">•  감속 신호(가장 가까운 장애물)에만 median 커널 5 — 물보라 한 점에 속는 가짜 감속을 줄인다. 회피 마스크에는 걸지 않아 회피 접촉 성능은 그대로 둔다.</w:t>
+        <w:t xml:space="preserve">rplidar_node 의 /scan 은 ship_direction 이 받아 갭 선택 회피(Ⅲ-4.4), 감속 신호, 지오펜스 병합, 센서 감시(Ⅲ-5)에 쓴다. 회전수는 드라이버 파라미터로 바꿀 수 없어 개체마다 실측값이 다르다. 1번배는 RPLIDAR A3 개체 80BF (약 11.1 Hz / 0.250°) 이다. 이 절은 신호 처리만 다룬다.</w:t>
       </w:r>
     </w:p>
     <w:p>
@@ -738,7 +737,7 @@
           <w:sz w:val="20"/>
           <w:szCs w:val="20"/>
         </w:rPr>
-        <w:t xml:space="preserve">•  탐지 거리 기본 3.0 m, 게이트 2.0 m. inf/nan 셀은 탐지 거리로 치환해 갭 가장자리 거리로 쓴다.</w:t>
+        <w:t xml:space="preserve">•  수신과 계산의 분리. scan_callback 은 스캔을 저장만 하고 계산·발행은 10 Hz 타이머 control_cb 가 한다. 그래서 LiDAR 가 끊겨도 발행은 계속된다. /scan 구독은 BEST_EFFORT·depth 1 로 묵은 스캔이 쌓이지 않게 한다.</w:t>
       </w:r>
     </w:p>
     <w:p>
@@ -752,7 +751,7 @@
           <w:sz w:val="20"/>
           <w:szCs w:val="20"/>
         </w:rPr>
-        <w:t xml:space="preserve">•  지오펜스는 경계를 가짜 LiDAR 로 바꿔 ranges = min(real, geofence) 로 병합. 후보각·제자리 선회 구간에서는 의도한 진행 방향 ±60° 안에 경계가 2.0 m 이내면 STOP_HOLD.</w:t>
+        <w:t xml:space="preserve">•  정면 정렬. LiDAR 프레임 80° 를 선수 정면으로 두고 0~160°(정면 ±80°)만 쓴다. 인덱스는 메시지의 Δθ 로 매번 계산하므로 각분해능이 다른 두 개체에 같은 코드가 돈다.</w:t>
       </w:r>
     </w:p>
     <w:p>
@@ -766,7 +765,1208 @@
           <w:sz w:val="20"/>
           <w:szCs w:val="20"/>
         </w:rPr>
-        <w:t xml:space="preserve">•  ⚠️ 수면 반사·물보라 오탐 통계: 야외 rosbag 에서 median 기각 수(/obstacle_reject_count) ____ 회/분.</w:t>
+        <w:t xml:space="preserve">•  inf·nan 처리. 측정 없음은 회피 마스크에서는 빈 셀, 빈 구간 가장자리 거리로는 detection_distance, 감속 신호에서는 유효점 제외로 다룬다. detection_distance 는 기본 3.0 m, 게이트 구간(wp_mode 0·1) 2.0 m 다.</w:t>
+      </w:r>
+    </w:p>
+    <w:p>
+      <w:pPr>
+        <w:spacing w:after="60" w:line="290"/>
+        <w:ind w:left="360" w:hanging="240"/>
+      </w:pPr>
+      <w:r>
+        <w:rPr>
+          <w:rFonts w:ascii="Malgun Gothic" w:cs="Malgun Gothic" w:eastAsia="Malgun Gothic" w:hAnsi="Malgun Gothic"/>
+          <w:sz w:val="20"/>
+          <w:szCs w:val="20"/>
+        </w:rPr>
+        <w:t xml:space="preserve">•  감속 신호의 공간 median. 인덱스마다 창 [i−2, i+2](커널 5)의 유효점이 3개 이상이면 위쪽 중앙값을, 미만이면 고립 반사로 버리고, 그 최소값과 각도를 /obstacle_distance_array 로 낸다. 이 필터는 감속 신호에만 걸고 회피 마스크에는 걸지 않아 회피 접촉 성능을 바꾸지 않는다. 시뮬(시드 20, 물보라 30%)에서 가짜 감속이 36.8% → 8.9% 로 줄었고 접촉은 전 조건 0 이었다. 버린 점 수는 /obstacle_reject_count 로 내 물보라 대리 지표로 기록한다.</w:t>
+      </w:r>
+    </w:p>
+    <w:p>
+      <w:pPr>
+        <w:spacing w:after="60" w:line="290"/>
+        <w:ind w:left="360" w:hanging="240"/>
+      </w:pPr>
+      <w:r>
+        <w:rPr>
+          <w:rFonts w:ascii="Malgun Gothic" w:cs="Malgun Gothic" w:eastAsia="Malgun Gothic" w:hAnsi="Malgun Gothic"/>
+          <w:sz w:val="20"/>
+          <w:szCs w:val="20"/>
+        </w:rPr>
+        <w:t xml:space="preserve">•  지오펜스 병합과 경계 정지. 자율 회피 구간에서는 셀마다 대응하는 경계 광선을 찾아 ranges = min(real, geofence) 로 병합한다. 병합이 마스크 생성 전이라 경계도 장애물과 같은 팽창·갭 선택을 거친다. 빈 배열이나 2.0 s 넘게 묵은 경계는 병합하지 않는다. 임무 노드가 조향하는 후보각·제자리 선회 구간은 병합할 마스크가 없어 하드 가드를 둔다. 최근접 경계가 2.0 m 안이고 그 방위가 의도한 진행 방향(후보각, 선회는 0°) ±60° 안이면 STOP_HOLD 를 낸다.</w:t>
+      </w:r>
+    </w:p>
+    <w:tbl>
+      <w:tblPr>
+        <w:tblW w:type="dxa" w:w="9360"/>
+        <w:tblBorders>
+          <w:top w:val="single" w:color="auto" w:sz="4"/>
+          <w:left w:val="single" w:color="auto" w:sz="4"/>
+          <w:bottom w:val="single" w:color="auto" w:sz="4"/>
+          <w:right w:val="single" w:color="auto" w:sz="4"/>
+          <w:insideH w:val="single" w:color="auto" w:sz="4"/>
+          <w:insideV w:val="single" w:color="auto" w:sz="4"/>
+        </w:tblBorders>
+      </w:tblPr>
+      <w:tblGrid>
+        <w:gridCol w:w="3120"/>
+        <w:gridCol w:w="3120"/>
+        <w:gridCol w:w="3120"/>
+      </w:tblGrid>
+      <w:tr>
+        <w:trPr>
+          <w:tblHeader/>
+        </w:trPr>
+        <w:tc>
+          <w:tcPr>
+            <w:tcW w:type="dxa" w:w="3120"/>
+            <w:tcBorders>
+              <w:top w:val="single" w:color="000000" w:sz="6"/>
+              <w:left w:val="single" w:color="000000" w:sz="6"/>
+              <w:bottom w:val="single" w:color="000000" w:sz="6"/>
+              <w:right w:val="single" w:color="000000" w:sz="6"/>
+            </w:tcBorders>
+            <w:shd w:fill="E7E6E6" w:color="auto" w:val="clear"/>
+            <w:tcMar>
+              <w:top w:type="dxa" w:w="60"/>
+              <w:left w:type="dxa" w:w="90"/>
+              <w:bottom w:type="dxa" w:w="60"/>
+              <w:right w:type="dxa" w:w="90"/>
+            </w:tcMar>
+          </w:tcPr>
+          <w:p>
+            <w:pPr>
+              <w:jc w:val="center"/>
+            </w:pPr>
+            <w:r>
+              <w:rPr>
+                <w:rFonts w:ascii="Malgun Gothic" w:cs="Malgun Gothic" w:eastAsia="Malgun Gothic" w:hAnsi="Malgun Gothic"/>
+                <w:b/>
+                <w:bCs/>
+                <w:sz w:val="20"/>
+                <w:szCs w:val="20"/>
+              </w:rPr>
+              <w:t xml:space="preserve">이름</w:t>
+            </w:r>
+          </w:p>
+        </w:tc>
+        <w:tc>
+          <w:tcPr>
+            <w:tcW w:type="dxa" w:w="3120"/>
+            <w:tcBorders>
+              <w:top w:val="single" w:color="000000" w:sz="6"/>
+              <w:left w:val="single" w:color="000000" w:sz="6"/>
+              <w:bottom w:val="single" w:color="000000" w:sz="6"/>
+              <w:right w:val="single" w:color="000000" w:sz="6"/>
+            </w:tcBorders>
+            <w:shd w:fill="E7E6E6" w:color="auto" w:val="clear"/>
+            <w:tcMar>
+              <w:top w:type="dxa" w:w="60"/>
+              <w:left w:type="dxa" w:w="90"/>
+              <w:bottom w:type="dxa" w:w="60"/>
+              <w:right w:type="dxa" w:w="90"/>
+            </w:tcMar>
+          </w:tcPr>
+          <w:p>
+            <w:pPr>
+              <w:jc w:val="center"/>
+            </w:pPr>
+            <w:r>
+              <w:rPr>
+                <w:rFonts w:ascii="Malgun Gothic" w:cs="Malgun Gothic" w:eastAsia="Malgun Gothic" w:hAnsi="Malgun Gothic"/>
+                <w:b/>
+                <w:bCs/>
+                <w:sz w:val="20"/>
+                <w:szCs w:val="20"/>
+              </w:rPr>
+              <w:t xml:space="preserve">값</w:t>
+            </w:r>
+          </w:p>
+        </w:tc>
+        <w:tc>
+          <w:tcPr>
+            <w:tcW w:type="dxa" w:w="3120"/>
+            <w:tcBorders>
+              <w:top w:val="single" w:color="000000" w:sz="6"/>
+              <w:left w:val="single" w:color="000000" w:sz="6"/>
+              <w:bottom w:val="single" w:color="000000" w:sz="6"/>
+              <w:right w:val="single" w:color="000000" w:sz="6"/>
+            </w:tcBorders>
+            <w:shd w:fill="E7E6E6" w:color="auto" w:val="clear"/>
+            <w:tcMar>
+              <w:top w:type="dxa" w:w="60"/>
+              <w:left w:type="dxa" w:w="90"/>
+              <w:bottom w:type="dxa" w:w="60"/>
+              <w:right w:type="dxa" w:w="90"/>
+            </w:tcMar>
+          </w:tcPr>
+          <w:p>
+            <w:pPr>
+              <w:jc w:val="center"/>
+            </w:pPr>
+            <w:r>
+              <w:rPr>
+                <w:rFonts w:ascii="Malgun Gothic" w:cs="Malgun Gothic" w:eastAsia="Malgun Gothic" w:hAnsi="Malgun Gothic"/>
+                <w:b/>
+                <w:bCs/>
+                <w:sz w:val="20"/>
+                <w:szCs w:val="20"/>
+              </w:rPr>
+              <w:t xml:space="preserve">정한 근거</w:t>
+            </w:r>
+          </w:p>
+        </w:tc>
+      </w:tr>
+      <w:tr>
+        <w:tc>
+          <w:tcPr>
+            <w:tcW w:type="dxa" w:w="3120"/>
+            <w:tcBorders>
+              <w:top w:val="single" w:color="000000" w:sz="6"/>
+              <w:left w:val="single" w:color="000000" w:sz="6"/>
+              <w:bottom w:val="single" w:color="000000" w:sz="6"/>
+              <w:right w:val="single" w:color="000000" w:sz="6"/>
+            </w:tcBorders>
+            <w:tcMar>
+              <w:top w:type="dxa" w:w="60"/>
+              <w:left w:type="dxa" w:w="90"/>
+              <w:bottom w:type="dxa" w:w="60"/>
+              <w:right w:type="dxa" w:w="90"/>
+            </w:tcMar>
+          </w:tcPr>
+          <w:p>
+            <w:pPr>
+              <w:jc w:val="left"/>
+            </w:pPr>
+            <w:r>
+              <w:rPr>
+                <w:rFonts w:ascii="Malgun Gothic" w:cs="Malgun Gothic" w:eastAsia="Malgun Gothic" w:hAnsi="Malgun Gothic"/>
+                <w:sz w:val="20"/>
+                <w:szCs w:val="20"/>
+              </w:rPr>
+              <w:t xml:space="preserve">detection_distance_default / _gate (gate_wp_modes [0, 1])</w:t>
+            </w:r>
+          </w:p>
+        </w:tc>
+        <w:tc>
+          <w:tcPr>
+            <w:tcW w:type="dxa" w:w="3120"/>
+            <w:tcBorders>
+              <w:top w:val="single" w:color="000000" w:sz="6"/>
+              <w:left w:val="single" w:color="000000" w:sz="6"/>
+              <w:bottom w:val="single" w:color="000000" w:sz="6"/>
+              <w:right w:val="single" w:color="000000" w:sz="6"/>
+            </w:tcBorders>
+            <w:tcMar>
+              <w:top w:type="dxa" w:w="60"/>
+              <w:left w:type="dxa" w:w="90"/>
+              <w:bottom w:type="dxa" w:w="60"/>
+              <w:right w:type="dxa" w:w="90"/>
+            </w:tcMar>
+          </w:tcPr>
+          <w:p>
+            <w:pPr>
+              <w:jc w:val="left"/>
+            </w:pPr>
+            <w:r>
+              <w:rPr>
+                <w:rFonts w:ascii="Malgun Gothic" w:cs="Malgun Gothic" w:eastAsia="Malgun Gothic" w:hAnsi="Malgun Gothic"/>
+                <w:sz w:val="20"/>
+                <w:szCs w:val="20"/>
+              </w:rPr>
+              <w:t xml:space="preserve">3.0 / 2.0 m</w:t>
+            </w:r>
+          </w:p>
+        </w:tc>
+        <w:tc>
+          <w:tcPr>
+            <w:tcW w:type="dxa" w:w="3120"/>
+            <w:tcBorders>
+              <w:top w:val="single" w:color="000000" w:sz="6"/>
+              <w:left w:val="single" w:color="000000" w:sz="6"/>
+              <w:bottom w:val="single" w:color="000000" w:sz="6"/>
+              <w:right w:val="single" w:color="000000" w:sz="6"/>
+            </w:tcBorders>
+            <w:tcMar>
+              <w:top w:type="dxa" w:w="60"/>
+              <w:left w:type="dxa" w:w="90"/>
+              <w:bottom w:type="dxa" w:w="60"/>
+              <w:right w:type="dxa" w:w="90"/>
+            </w:tcMar>
+          </w:tcPr>
+          <w:p>
+            <w:pPr>
+              <w:jc w:val="left"/>
+            </w:pPr>
+            <w:r>
+              <w:rPr>
+                <w:rFonts w:ascii="Malgun Gothic" w:cs="Malgun Gothic" w:eastAsia="Malgun Gothic" w:hAnsi="Malgun Gothic"/>
+                <w:sz w:val="20"/>
+                <w:szCs w:val="20"/>
+              </w:rPr>
+              <w:t xml:space="preserve">시뮬: 1.8 이면 8/8 충돌. 게이트는 좁아 3.0 이면 접촉 증가. 작년 게이트 키 wp_mode==2 는 위치유지라 정정</w:t>
+            </w:r>
+          </w:p>
+        </w:tc>
+      </w:tr>
+      <w:tr>
+        <w:tc>
+          <w:tcPr>
+            <w:tcW w:type="dxa" w:w="3120"/>
+            <w:tcBorders>
+              <w:top w:val="single" w:color="000000" w:sz="6"/>
+              <w:left w:val="single" w:color="000000" w:sz="6"/>
+              <w:bottom w:val="single" w:color="000000" w:sz="6"/>
+              <w:right w:val="single" w:color="000000" w:sz="6"/>
+            </w:tcBorders>
+            <w:tcMar>
+              <w:top w:type="dxa" w:w="60"/>
+              <w:left w:type="dxa" w:w="90"/>
+              <w:bottom w:type="dxa" w:w="60"/>
+              <w:right w:type="dxa" w:w="90"/>
+            </w:tcMar>
+          </w:tcPr>
+          <w:p>
+            <w:pPr>
+              <w:jc w:val="left"/>
+            </w:pPr>
+            <w:r>
+              <w:rPr>
+                <w:rFonts w:ascii="Malgun Gothic" w:cs="Malgun Gothic" w:eastAsia="Malgun Gothic" w:hAnsi="Malgun Gothic"/>
+                <w:sz w:val="20"/>
+                <w:szCs w:val="20"/>
+              </w:rPr>
+              <w:t xml:space="preserve">obst_median_kernel</w:t>
+            </w:r>
+          </w:p>
+        </w:tc>
+        <w:tc>
+          <w:tcPr>
+            <w:tcW w:type="dxa" w:w="3120"/>
+            <w:tcBorders>
+              <w:top w:val="single" w:color="000000" w:sz="6"/>
+              <w:left w:val="single" w:color="000000" w:sz="6"/>
+              <w:bottom w:val="single" w:color="000000" w:sz="6"/>
+              <w:right w:val="single" w:color="000000" w:sz="6"/>
+            </w:tcBorders>
+            <w:tcMar>
+              <w:top w:type="dxa" w:w="60"/>
+              <w:left w:type="dxa" w:w="90"/>
+              <w:bottom w:type="dxa" w:w="60"/>
+              <w:right w:type="dxa" w:w="90"/>
+            </w:tcMar>
+          </w:tcPr>
+          <w:p>
+            <w:pPr>
+              <w:jc w:val="left"/>
+            </w:pPr>
+            <w:r>
+              <w:rPr>
+                <w:rFonts w:ascii="Malgun Gothic" w:cs="Malgun Gothic" w:eastAsia="Malgun Gothic" w:hAnsi="Malgun Gothic"/>
+                <w:sz w:val="20"/>
+                <w:szCs w:val="20"/>
+              </w:rPr>
+              <w:t xml:space="preserve">5</w:t>
+            </w:r>
+          </w:p>
+        </w:tc>
+        <w:tc>
+          <w:tcPr>
+            <w:tcW w:type="dxa" w:w="3120"/>
+            <w:tcBorders>
+              <w:top w:val="single" w:color="000000" w:sz="6"/>
+              <w:left w:val="single" w:color="000000" w:sz="6"/>
+              <w:bottom w:val="single" w:color="000000" w:sz="6"/>
+              <w:right w:val="single" w:color="000000" w:sz="6"/>
+            </w:tcBorders>
+            <w:tcMar>
+              <w:top w:type="dxa" w:w="60"/>
+              <w:left w:type="dxa" w:w="90"/>
+              <w:bottom w:type="dxa" w:w="60"/>
+              <w:right w:type="dxa" w:w="90"/>
+            </w:tcMar>
+          </w:tcPr>
+          <w:p>
+            <w:pPr>
+              <w:jc w:val="left"/>
+            </w:pPr>
+            <w:r>
+              <w:rPr>
+                <w:rFonts w:ascii="Malgun Gothic" w:cs="Malgun Gothic" w:eastAsia="Malgun Gothic" w:hAnsi="Malgun Gothic"/>
+                <w:sz w:val="20"/>
+                <w:szCs w:val="20"/>
+              </w:rPr>
+              <w:t xml:space="preserve">가짜 감속 36.8% → 8.9%. 군집 물보라면 7/9 검토</w:t>
+            </w:r>
+          </w:p>
+        </w:tc>
+      </w:tr>
+      <w:tr>
+        <w:tc>
+          <w:tcPr>
+            <w:tcW w:type="dxa" w:w="3120"/>
+            <w:tcBorders>
+              <w:top w:val="single" w:color="000000" w:sz="6"/>
+              <w:left w:val="single" w:color="000000" w:sz="6"/>
+              <w:bottom w:val="single" w:color="000000" w:sz="6"/>
+              <w:right w:val="single" w:color="000000" w:sz="6"/>
+            </w:tcBorders>
+            <w:tcMar>
+              <w:top w:type="dxa" w:w="60"/>
+              <w:left w:type="dxa" w:w="90"/>
+              <w:bottom w:type="dxa" w:w="60"/>
+              <w:right w:type="dxa" w:w="90"/>
+            </w:tcMar>
+          </w:tcPr>
+          <w:p>
+            <w:pPr>
+              <w:jc w:val="left"/>
+            </w:pPr>
+            <w:r>
+              <w:rPr>
+                <w:rFonts w:ascii="Malgun Gothic" w:cs="Malgun Gothic" w:eastAsia="Malgun Gothic" w:hAnsi="Malgun Gothic"/>
+                <w:sz w:val="20"/>
+                <w:szCs w:val="20"/>
+              </w:rPr>
+              <w:t xml:space="preserve">geofence_stale_sec</w:t>
+            </w:r>
+          </w:p>
+        </w:tc>
+        <w:tc>
+          <w:tcPr>
+            <w:tcW w:type="dxa" w:w="3120"/>
+            <w:tcBorders>
+              <w:top w:val="single" w:color="000000" w:sz="6"/>
+              <w:left w:val="single" w:color="000000" w:sz="6"/>
+              <w:bottom w:val="single" w:color="000000" w:sz="6"/>
+              <w:right w:val="single" w:color="000000" w:sz="6"/>
+            </w:tcBorders>
+            <w:tcMar>
+              <w:top w:type="dxa" w:w="60"/>
+              <w:left w:type="dxa" w:w="90"/>
+              <w:bottom w:type="dxa" w:w="60"/>
+              <w:right w:type="dxa" w:w="90"/>
+            </w:tcMar>
+          </w:tcPr>
+          <w:p>
+            <w:pPr>
+              <w:jc w:val="left"/>
+            </w:pPr>
+            <w:r>
+              <w:rPr>
+                <w:rFonts w:ascii="Malgun Gothic" w:cs="Malgun Gothic" w:eastAsia="Malgun Gothic" w:hAnsi="Malgun Gothic"/>
+                <w:sz w:val="20"/>
+                <w:szCs w:val="20"/>
+              </w:rPr>
+              <w:t xml:space="preserve">2.0 s</w:t>
+            </w:r>
+          </w:p>
+        </w:tc>
+        <w:tc>
+          <w:tcPr>
+            <w:tcW w:type="dxa" w:w="3120"/>
+            <w:tcBorders>
+              <w:top w:val="single" w:color="000000" w:sz="6"/>
+              <w:left w:val="single" w:color="000000" w:sz="6"/>
+              <w:bottom w:val="single" w:color="000000" w:sz="6"/>
+              <w:right w:val="single" w:color="000000" w:sz="6"/>
+            </w:tcBorders>
+            <w:tcMar>
+              <w:top w:type="dxa" w:w="60"/>
+              <w:left w:type="dxa" w:w="90"/>
+              <w:bottom w:type="dxa" w:w="60"/>
+              <w:right w:type="dxa" w:w="90"/>
+            </w:tcMar>
+          </w:tcPr>
+          <w:p>
+            <w:pPr>
+              <w:jc w:val="left"/>
+            </w:pPr>
+            <w:r>
+              <w:rPr>
+                <w:rFonts w:ascii="Malgun Gothic" w:cs="Malgun Gothic" w:eastAsia="Malgun Gothic" w:hAnsi="Malgun Gothic"/>
+                <w:sz w:val="20"/>
+                <w:szCs w:val="20"/>
+              </w:rPr>
+              <w:t xml:space="preserve">north 주기 0.5 s 의 4배</w:t>
+            </w:r>
+          </w:p>
+        </w:tc>
+      </w:tr>
+      <w:tr>
+        <w:tc>
+          <w:tcPr>
+            <w:tcW w:type="dxa" w:w="3120"/>
+            <w:tcBorders>
+              <w:top w:val="single" w:color="000000" w:sz="6"/>
+              <w:left w:val="single" w:color="000000" w:sz="6"/>
+              <w:bottom w:val="single" w:color="000000" w:sz="6"/>
+              <w:right w:val="single" w:color="000000" w:sz="6"/>
+            </w:tcBorders>
+            <w:tcMar>
+              <w:top w:type="dxa" w:w="60"/>
+              <w:left w:type="dxa" w:w="90"/>
+              <w:bottom w:type="dxa" w:w="60"/>
+              <w:right w:type="dxa" w:w="90"/>
+            </w:tcMar>
+          </w:tcPr>
+          <w:p>
+            <w:pPr>
+              <w:jc w:val="left"/>
+            </w:pPr>
+            <w:r>
+              <w:rPr>
+                <w:rFonts w:ascii="Malgun Gothic" w:cs="Malgun Gothic" w:eastAsia="Malgun Gothic" w:hAnsi="Malgun Gothic"/>
+                <w:sz w:val="20"/>
+                <w:szCs w:val="20"/>
+              </w:rPr>
+              <w:t xml:space="preserve">geofence_stop_margin_m / _cone_deg</w:t>
+            </w:r>
+          </w:p>
+        </w:tc>
+        <w:tc>
+          <w:tcPr>
+            <w:tcW w:type="dxa" w:w="3120"/>
+            <w:tcBorders>
+              <w:top w:val="single" w:color="000000" w:sz="6"/>
+              <w:left w:val="single" w:color="000000" w:sz="6"/>
+              <w:bottom w:val="single" w:color="000000" w:sz="6"/>
+              <w:right w:val="single" w:color="000000" w:sz="6"/>
+            </w:tcBorders>
+            <w:tcMar>
+              <w:top w:type="dxa" w:w="60"/>
+              <w:left w:type="dxa" w:w="90"/>
+              <w:bottom w:type="dxa" w:w="60"/>
+              <w:right w:type="dxa" w:w="90"/>
+            </w:tcMar>
+          </w:tcPr>
+          <w:p>
+            <w:pPr>
+              <w:jc w:val="left"/>
+            </w:pPr>
+            <w:r>
+              <w:rPr>
+                <w:rFonts w:ascii="Malgun Gothic" w:cs="Malgun Gothic" w:eastAsia="Malgun Gothic" w:hAnsi="Malgun Gothic"/>
+                <w:sz w:val="20"/>
+                <w:szCs w:val="20"/>
+              </w:rPr>
+              <w:t xml:space="preserve">2.0 m / 60°</w:t>
+            </w:r>
+          </w:p>
+        </w:tc>
+        <w:tc>
+          <w:tcPr>
+            <w:tcW w:type="dxa" w:w="3120"/>
+            <w:tcBorders>
+              <w:top w:val="single" w:color="000000" w:sz="6"/>
+              <w:left w:val="single" w:color="000000" w:sz="6"/>
+              <w:bottom w:val="single" w:color="000000" w:sz="6"/>
+              <w:right w:val="single" w:color="000000" w:sz="6"/>
+            </w:tcBorders>
+            <w:tcMar>
+              <w:top w:type="dxa" w:w="60"/>
+              <w:left w:type="dxa" w:w="90"/>
+              <w:bottom w:type="dxa" w:w="60"/>
+              <w:right w:type="dxa" w:w="90"/>
+            </w:tcMar>
+          </w:tcPr>
+          <w:p>
+            <w:pPr>
+              <w:jc w:val="left"/>
+            </w:pPr>
+            <w:r>
+              <w:rPr>
+                <w:rFonts w:ascii="Malgun Gothic" w:cs="Malgun Gothic" w:eastAsia="Malgun Gothic" w:hAnsi="Malgun Gothic"/>
+                <w:sz w:val="20"/>
+                <w:szCs w:val="20"/>
+              </w:rPr>
+              <w:t xml:space="preserve">후보각 구간 경계 이탈 방지</w:t>
+            </w:r>
+          </w:p>
+        </w:tc>
+      </w:tr>
+    </w:tbl>
+    <w:p>
+      <w:pPr>
+        <w:spacing w:after="60"/>
+      </w:pPr>
+      <w:r>
+        <w:rPr>
+          <w:rFonts w:ascii="Malgun Gothic" w:cs="Malgun Gothic" w:eastAsia="Malgun Gothic" w:hAnsi="Malgun Gothic"/>
+          <w:sz w:val="20"/>
+          <w:szCs w:val="20"/>
+        </w:rPr>
+        <w:t xml:space="preserve"/>
+      </w:r>
+    </w:p>
+    <w:p>
+      <w:pPr>
+        <w:spacing w:after="100" w:line="300"/>
+      </w:pPr>
+      <w:r>
+        <w:rPr>
+          <w:rFonts w:ascii="Malgun Gothic" w:cs="Malgun Gothic" w:eastAsia="Malgun Gothic" w:hAnsi="Malgun Gothic"/>
+          <w:sz w:val="20"/>
+          <w:szCs w:val="20"/>
+        </w:rPr>
+        <w:t xml:space="preserve">yaml 과 노드 declare_parameter 기본값은 같고, 대회 launch 는 yaml 을 넘기지 않아 운용값은 노드 기본값이다.</w:t>
+      </w:r>
+    </w:p>
+    <w:tbl>
+      <w:tblPr>
+        <w:tblW w:type="dxa" w:w="9360"/>
+        <w:tblBorders>
+          <w:top w:val="single" w:color="auto" w:sz="4"/>
+          <w:left w:val="single" w:color="auto" w:sz="4"/>
+          <w:bottom w:val="single" w:color="auto" w:sz="4"/>
+          <w:right w:val="single" w:color="auto" w:sz="4"/>
+          <w:insideH w:val="single" w:color="auto" w:sz="4"/>
+          <w:insideV w:val="single" w:color="auto" w:sz="4"/>
+        </w:tblBorders>
+      </w:tblPr>
+      <w:tblGrid>
+        <w:gridCol w:w="2340"/>
+        <w:gridCol w:w="2340"/>
+        <w:gridCol w:w="2340"/>
+        <w:gridCol w:w="2340"/>
+      </w:tblGrid>
+      <w:tr>
+        <w:trPr>
+          <w:tblHeader/>
+        </w:trPr>
+        <w:tc>
+          <w:tcPr>
+            <w:tcW w:type="dxa" w:w="2340"/>
+            <w:tcBorders>
+              <w:top w:val="single" w:color="000000" w:sz="6"/>
+              <w:left w:val="single" w:color="000000" w:sz="6"/>
+              <w:bottom w:val="single" w:color="000000" w:sz="6"/>
+              <w:right w:val="single" w:color="000000" w:sz="6"/>
+            </w:tcBorders>
+            <w:shd w:fill="E7E6E6" w:color="auto" w:val="clear"/>
+            <w:tcMar>
+              <w:top w:type="dxa" w:w="60"/>
+              <w:left w:type="dxa" w:w="90"/>
+              <w:bottom w:type="dxa" w:w="60"/>
+              <w:right w:type="dxa" w:w="90"/>
+            </w:tcMar>
+          </w:tcPr>
+          <w:p>
+            <w:pPr>
+              <w:jc w:val="center"/>
+            </w:pPr>
+            <w:r>
+              <w:rPr>
+                <w:rFonts w:ascii="Malgun Gothic" w:cs="Malgun Gothic" w:eastAsia="Malgun Gothic" w:hAnsi="Malgun Gothic"/>
+                <w:b/>
+                <w:bCs/>
+                <w:sz w:val="20"/>
+                <w:szCs w:val="20"/>
+              </w:rPr>
+              <w:t xml:space="preserve">작년</w:t>
+            </w:r>
+          </w:p>
+        </w:tc>
+        <w:tc>
+          <w:tcPr>
+            <w:tcW w:type="dxa" w:w="2340"/>
+            <w:tcBorders>
+              <w:top w:val="single" w:color="000000" w:sz="6"/>
+              <w:left w:val="single" w:color="000000" w:sz="6"/>
+              <w:bottom w:val="single" w:color="000000" w:sz="6"/>
+              <w:right w:val="single" w:color="000000" w:sz="6"/>
+            </w:tcBorders>
+            <w:shd w:fill="E7E6E6" w:color="auto" w:val="clear"/>
+            <w:tcMar>
+              <w:top w:type="dxa" w:w="60"/>
+              <w:left w:type="dxa" w:w="90"/>
+              <w:bottom w:type="dxa" w:w="60"/>
+              <w:right w:type="dxa" w:w="90"/>
+            </w:tcMar>
+          </w:tcPr>
+          <w:p>
+            <w:pPr>
+              <w:jc w:val="center"/>
+            </w:pPr>
+            <w:r>
+              <w:rPr>
+                <w:rFonts w:ascii="Malgun Gothic" w:cs="Malgun Gothic" w:eastAsia="Malgun Gothic" w:hAnsi="Malgun Gothic"/>
+                <w:b/>
+                <w:bCs/>
+                <w:sz w:val="20"/>
+                <w:szCs w:val="20"/>
+              </w:rPr>
+              <w:t xml:space="preserve">문제</w:t>
+            </w:r>
+          </w:p>
+        </w:tc>
+        <w:tc>
+          <w:tcPr>
+            <w:tcW w:type="dxa" w:w="2340"/>
+            <w:tcBorders>
+              <w:top w:val="single" w:color="000000" w:sz="6"/>
+              <w:left w:val="single" w:color="000000" w:sz="6"/>
+              <w:bottom w:val="single" w:color="000000" w:sz="6"/>
+              <w:right w:val="single" w:color="000000" w:sz="6"/>
+            </w:tcBorders>
+            <w:shd w:fill="E7E6E6" w:color="auto" w:val="clear"/>
+            <w:tcMar>
+              <w:top w:type="dxa" w:w="60"/>
+              <w:left w:type="dxa" w:w="90"/>
+              <w:bottom w:type="dxa" w:w="60"/>
+              <w:right w:type="dxa" w:w="90"/>
+            </w:tcMar>
+          </w:tcPr>
+          <w:p>
+            <w:pPr>
+              <w:jc w:val="center"/>
+            </w:pPr>
+            <w:r>
+              <w:rPr>
+                <w:rFonts w:ascii="Malgun Gothic" w:cs="Malgun Gothic" w:eastAsia="Malgun Gothic" w:hAnsi="Malgun Gothic"/>
+                <w:b/>
+                <w:bCs/>
+                <w:sz w:val="20"/>
+                <w:szCs w:val="20"/>
+              </w:rPr>
+              <w:t xml:space="preserve">올해</w:t>
+            </w:r>
+          </w:p>
+        </w:tc>
+        <w:tc>
+          <w:tcPr>
+            <w:tcW w:type="dxa" w:w="2340"/>
+            <w:tcBorders>
+              <w:top w:val="single" w:color="000000" w:sz="6"/>
+              <w:left w:val="single" w:color="000000" w:sz="6"/>
+              <w:bottom w:val="single" w:color="000000" w:sz="6"/>
+              <w:right w:val="single" w:color="000000" w:sz="6"/>
+            </w:tcBorders>
+            <w:shd w:fill="E7E6E6" w:color="auto" w:val="clear"/>
+            <w:tcMar>
+              <w:top w:type="dxa" w:w="60"/>
+              <w:left w:type="dxa" w:w="90"/>
+              <w:bottom w:type="dxa" w:w="60"/>
+              <w:right w:type="dxa" w:w="90"/>
+            </w:tcMar>
+          </w:tcPr>
+          <w:p>
+            <w:pPr>
+              <w:jc w:val="center"/>
+            </w:pPr>
+            <w:r>
+              <w:rPr>
+                <w:rFonts w:ascii="Malgun Gothic" w:cs="Malgun Gothic" w:eastAsia="Malgun Gothic" w:hAnsi="Malgun Gothic"/>
+                <w:b/>
+                <w:bCs/>
+                <w:sz w:val="20"/>
+                <w:szCs w:val="20"/>
+              </w:rPr>
+              <w:t xml:space="preserve">커밋</w:t>
+            </w:r>
+          </w:p>
+        </w:tc>
+      </w:tr>
+      <w:tr>
+        <w:tc>
+          <w:tcPr>
+            <w:tcW w:type="dxa" w:w="2340"/>
+            <w:tcBorders>
+              <w:top w:val="single" w:color="000000" w:sz="6"/>
+              <w:left w:val="single" w:color="000000" w:sz="6"/>
+              <w:bottom w:val="single" w:color="000000" w:sz="6"/>
+              <w:right w:val="single" w:color="000000" w:sz="6"/>
+            </w:tcBorders>
+            <w:tcMar>
+              <w:top w:type="dxa" w:w="60"/>
+              <w:left w:type="dxa" w:w="90"/>
+              <w:bottom w:type="dxa" w:w="60"/>
+              <w:right w:type="dxa" w:w="90"/>
+            </w:tcMar>
+          </w:tcPr>
+          <w:p>
+            <w:pPr>
+              <w:jc w:val="left"/>
+            </w:pPr>
+            <w:r>
+              <w:rPr>
+                <w:rFonts w:ascii="Malgun Gothic" w:cs="Malgun Gothic" w:eastAsia="Malgun Gothic" w:hAnsi="Malgun Gothic"/>
+                <w:sz w:val="20"/>
+                <w:szCs w:val="20"/>
+              </w:rPr>
+              <w:t xml:space="preserve">계산·발행이 scan_callback 안</w:t>
+            </w:r>
+          </w:p>
+        </w:tc>
+        <w:tc>
+          <w:tcPr>
+            <w:tcW w:type="dxa" w:w="2340"/>
+            <w:tcBorders>
+              <w:top w:val="single" w:color="000000" w:sz="6"/>
+              <w:left w:val="single" w:color="000000" w:sz="6"/>
+              <w:bottom w:val="single" w:color="000000" w:sz="6"/>
+              <w:right w:val="single" w:color="000000" w:sz="6"/>
+            </w:tcBorders>
+            <w:tcMar>
+              <w:top w:type="dxa" w:w="60"/>
+              <w:left w:type="dxa" w:w="90"/>
+              <w:bottom w:type="dxa" w:w="60"/>
+              <w:right w:type="dxa" w:w="90"/>
+            </w:tcMar>
+          </w:tcPr>
+          <w:p>
+            <w:pPr>
+              <w:jc w:val="left"/>
+            </w:pPr>
+            <w:r>
+              <w:rPr>
+                <w:rFonts w:ascii="Malgun Gothic" w:cs="Malgun Gothic" w:eastAsia="Malgun Gothic" w:hAnsi="Malgun Gothic"/>
+                <w:sz w:val="20"/>
+                <w:szCs w:val="20"/>
+              </w:rPr>
+              <w:t xml:space="preserve">LiDAR 끊기면 /desired_angle 0회</w:t>
+            </w:r>
+          </w:p>
+        </w:tc>
+        <w:tc>
+          <w:tcPr>
+            <w:tcW w:type="dxa" w:w="2340"/>
+            <w:tcBorders>
+              <w:top w:val="single" w:color="000000" w:sz="6"/>
+              <w:left w:val="single" w:color="000000" w:sz="6"/>
+              <w:bottom w:val="single" w:color="000000" w:sz="6"/>
+              <w:right w:val="single" w:color="000000" w:sz="6"/>
+            </w:tcBorders>
+            <w:tcMar>
+              <w:top w:type="dxa" w:w="60"/>
+              <w:left w:type="dxa" w:w="90"/>
+              <w:bottom w:type="dxa" w:w="60"/>
+              <w:right w:type="dxa" w:w="90"/>
+            </w:tcMar>
+          </w:tcPr>
+          <w:p>
+            <w:pPr>
+              <w:jc w:val="left"/>
+            </w:pPr>
+            <w:r>
+              <w:rPr>
+                <w:rFonts w:ascii="Malgun Gothic" w:cs="Malgun Gothic" w:eastAsia="Malgun Gothic" w:hAnsi="Malgun Gothic"/>
+                <w:sz w:val="20"/>
+                <w:szCs w:val="20"/>
+              </w:rPr>
+              <w:t xml:space="preserve">저장만, 10 Hz 타이머가 항상 발행</w:t>
+            </w:r>
+          </w:p>
+        </w:tc>
+        <w:tc>
+          <w:tcPr>
+            <w:tcW w:type="dxa" w:w="2340"/>
+            <w:tcBorders>
+              <w:top w:val="single" w:color="000000" w:sz="6"/>
+              <w:left w:val="single" w:color="000000" w:sz="6"/>
+              <w:bottom w:val="single" w:color="000000" w:sz="6"/>
+              <w:right w:val="single" w:color="000000" w:sz="6"/>
+            </w:tcBorders>
+            <w:tcMar>
+              <w:top w:type="dxa" w:w="60"/>
+              <w:left w:type="dxa" w:w="90"/>
+              <w:bottom w:type="dxa" w:w="60"/>
+              <w:right w:type="dxa" w:w="90"/>
+            </w:tcMar>
+          </w:tcPr>
+          <w:p>
+            <w:pPr>
+              <w:jc w:val="left"/>
+            </w:pPr>
+            <w:r>
+              <w:rPr>
+                <w:rFonts w:ascii="Malgun Gothic" w:cs="Malgun Gothic" w:eastAsia="Malgun Gothic" w:hAnsi="Malgun Gothic"/>
+                <w:sz w:val="20"/>
+                <w:szCs w:val="20"/>
+              </w:rPr>
+              <w:t xml:space="preserve">02bfc39</w:t>
+            </w:r>
+          </w:p>
+        </w:tc>
+      </w:tr>
+      <w:tr>
+        <w:tc>
+          <w:tcPr>
+            <w:tcW w:type="dxa" w:w="2340"/>
+            <w:tcBorders>
+              <w:top w:val="single" w:color="000000" w:sz="6"/>
+              <w:left w:val="single" w:color="000000" w:sz="6"/>
+              <w:bottom w:val="single" w:color="000000" w:sz="6"/>
+              <w:right w:val="single" w:color="000000" w:sz="6"/>
+            </w:tcBorders>
+            <w:tcMar>
+              <w:top w:type="dxa" w:w="60"/>
+              <w:left w:type="dxa" w:w="90"/>
+              <w:bottom w:type="dxa" w:w="60"/>
+              <w:right w:type="dxa" w:w="90"/>
+            </w:tcMar>
+          </w:tcPr>
+          <w:p>
+            <w:pPr>
+              <w:jc w:val="left"/>
+            </w:pPr>
+            <w:r>
+              <w:rPr>
+                <w:rFonts w:ascii="Malgun Gothic" w:cs="Malgun Gothic" w:eastAsia="Malgun Gothic" w:hAnsi="Malgun Gothic"/>
+                <w:sz w:val="20"/>
+                <w:szCs w:val="20"/>
+              </w:rPr>
+              <w:t xml:space="preserve">/scan depth 10 RELIABLE, 감속 신호가 필터 없는 최소값</w:t>
+            </w:r>
+          </w:p>
+        </w:tc>
+        <w:tc>
+          <w:tcPr>
+            <w:tcW w:type="dxa" w:w="2340"/>
+            <w:tcBorders>
+              <w:top w:val="single" w:color="000000" w:sz="6"/>
+              <w:left w:val="single" w:color="000000" w:sz="6"/>
+              <w:bottom w:val="single" w:color="000000" w:sz="6"/>
+              <w:right w:val="single" w:color="000000" w:sz="6"/>
+            </w:tcBorders>
+            <w:tcMar>
+              <w:top w:type="dxa" w:w="60"/>
+              <w:left w:type="dxa" w:w="90"/>
+              <w:bottom w:type="dxa" w:w="60"/>
+              <w:right w:type="dxa" w:w="90"/>
+            </w:tcMar>
+          </w:tcPr>
+          <w:p>
+            <w:pPr>
+              <w:jc w:val="left"/>
+            </w:pPr>
+            <w:r>
+              <w:rPr>
+                <w:rFonts w:ascii="Malgun Gothic" w:cs="Malgun Gothic" w:eastAsia="Malgun Gothic" w:hAnsi="Malgun Gothic"/>
+                <w:sz w:val="20"/>
+                <w:szCs w:val="20"/>
+              </w:rPr>
+              <w:t xml:space="preserve">묵은 스캔으로 조향, 물보라 한 점에 감속</w:t>
+            </w:r>
+          </w:p>
+        </w:tc>
+        <w:tc>
+          <w:tcPr>
+            <w:tcW w:type="dxa" w:w="2340"/>
+            <w:tcBorders>
+              <w:top w:val="single" w:color="000000" w:sz="6"/>
+              <w:left w:val="single" w:color="000000" w:sz="6"/>
+              <w:bottom w:val="single" w:color="000000" w:sz="6"/>
+              <w:right w:val="single" w:color="000000" w:sz="6"/>
+            </w:tcBorders>
+            <w:tcMar>
+              <w:top w:type="dxa" w:w="60"/>
+              <w:left w:type="dxa" w:w="90"/>
+              <w:bottom w:type="dxa" w:w="60"/>
+              <w:right w:type="dxa" w:w="90"/>
+            </w:tcMar>
+          </w:tcPr>
+          <w:p>
+            <w:pPr>
+              <w:jc w:val="left"/>
+            </w:pPr>
+            <w:r>
+              <w:rPr>
+                <w:rFonts w:ascii="Malgun Gothic" w:cs="Malgun Gothic" w:eastAsia="Malgun Gothic" w:hAnsi="Malgun Gothic"/>
+                <w:sz w:val="20"/>
+                <w:szCs w:val="20"/>
+              </w:rPr>
+              <w:t xml:space="preserve">BEST_EFFORT · depth 1, 공간 median 커널 5</w:t>
+            </w:r>
+          </w:p>
+        </w:tc>
+        <w:tc>
+          <w:tcPr>
+            <w:tcW w:type="dxa" w:w="2340"/>
+            <w:tcBorders>
+              <w:top w:val="single" w:color="000000" w:sz="6"/>
+              <w:left w:val="single" w:color="000000" w:sz="6"/>
+              <w:bottom w:val="single" w:color="000000" w:sz="6"/>
+              <w:right w:val="single" w:color="000000" w:sz="6"/>
+            </w:tcBorders>
+            <w:tcMar>
+              <w:top w:type="dxa" w:w="60"/>
+              <w:left w:type="dxa" w:w="90"/>
+              <w:bottom w:type="dxa" w:w="60"/>
+              <w:right w:type="dxa" w:w="90"/>
+            </w:tcMar>
+          </w:tcPr>
+          <w:p>
+            <w:pPr>
+              <w:jc w:val="left"/>
+            </w:pPr>
+            <w:r>
+              <w:rPr>
+                <w:rFonts w:ascii="Malgun Gothic" w:cs="Malgun Gothic" w:eastAsia="Malgun Gothic" w:hAnsi="Malgun Gothic"/>
+                <w:sz w:val="20"/>
+                <w:szCs w:val="20"/>
+              </w:rPr>
+              <w:t xml:space="preserve">fd3b39e, 849c570</w:t>
+            </w:r>
+          </w:p>
+        </w:tc>
+      </w:tr>
+      <w:tr>
+        <w:tc>
+          <w:tcPr>
+            <w:tcW w:type="dxa" w:w="2340"/>
+            <w:tcBorders>
+              <w:top w:val="single" w:color="000000" w:sz="6"/>
+              <w:left w:val="single" w:color="000000" w:sz="6"/>
+              <w:bottom w:val="single" w:color="000000" w:sz="6"/>
+              <w:right w:val="single" w:color="000000" w:sz="6"/>
+            </w:tcBorders>
+            <w:tcMar>
+              <w:top w:type="dxa" w:w="60"/>
+              <w:left w:type="dxa" w:w="90"/>
+              <w:bottom w:type="dxa" w:w="60"/>
+              <w:right w:type="dxa" w:w="90"/>
+            </w:tcMar>
+          </w:tcPr>
+          <w:p>
+            <w:pPr>
+              <w:jc w:val="left"/>
+            </w:pPr>
+            <w:r>
+              <w:rPr>
+                <w:rFonts w:ascii="Malgun Gothic" w:cs="Malgun Gothic" w:eastAsia="Malgun Gothic" w:hAnsi="Malgun Gothic"/>
+                <w:sz w:val="20"/>
+                <w:szCs w:val="20"/>
+              </w:rPr>
+              <w:t xml:space="preserve">angle_increment 무방어</w:t>
+            </w:r>
+          </w:p>
+        </w:tc>
+        <w:tc>
+          <w:tcPr>
+            <w:tcW w:type="dxa" w:w="2340"/>
+            <w:tcBorders>
+              <w:top w:val="single" w:color="000000" w:sz="6"/>
+              <w:left w:val="single" w:color="000000" w:sz="6"/>
+              <w:bottom w:val="single" w:color="000000" w:sz="6"/>
+              <w:right w:val="single" w:color="000000" w:sz="6"/>
+            </w:tcBorders>
+            <w:tcMar>
+              <w:top w:type="dxa" w:w="60"/>
+              <w:left w:type="dxa" w:w="90"/>
+              <w:bottom w:type="dxa" w:w="60"/>
+              <w:right w:type="dxa" w:w="90"/>
+            </w:tcMar>
+          </w:tcPr>
+          <w:p>
+            <w:pPr>
+              <w:jc w:val="left"/>
+            </w:pPr>
+            <w:r>
+              <w:rPr>
+                <w:rFonts w:ascii="Malgun Gothic" w:cs="Malgun Gothic" w:eastAsia="Malgun Gothic" w:hAnsi="Malgun Gothic"/>
+                <w:sz w:val="20"/>
+                <w:szCs w:val="20"/>
+              </w:rPr>
+              <w:t xml:space="preserve">0 나눗셈으로 노드 사망</w:t>
+            </w:r>
+          </w:p>
+        </w:tc>
+        <w:tc>
+          <w:tcPr>
+            <w:tcW w:type="dxa" w:w="2340"/>
+            <w:tcBorders>
+              <w:top w:val="single" w:color="000000" w:sz="6"/>
+              <w:left w:val="single" w:color="000000" w:sz="6"/>
+              <w:bottom w:val="single" w:color="000000" w:sz="6"/>
+              <w:right w:val="single" w:color="000000" w:sz="6"/>
+            </w:tcBorders>
+            <w:tcMar>
+              <w:top w:type="dxa" w:w="60"/>
+              <w:left w:type="dxa" w:w="90"/>
+              <w:bottom w:type="dxa" w:w="60"/>
+              <w:right w:type="dxa" w:w="90"/>
+            </w:tcMar>
+          </w:tcPr>
+          <w:p>
+            <w:pPr>
+              <w:jc w:val="left"/>
+            </w:pPr>
+            <w:r>
+              <w:rPr>
+                <w:rFonts w:ascii="Malgun Gothic" w:cs="Malgun Gothic" w:eastAsia="Malgun Gothic" w:hAnsi="Malgun Gothic"/>
+                <w:sz w:val="20"/>
+                <w:szCs w:val="20"/>
+              </w:rPr>
+              <w:t xml:space="preserve">하드 폴트로 즉시 정지</w:t>
+            </w:r>
+          </w:p>
+        </w:tc>
+        <w:tc>
+          <w:tcPr>
+            <w:tcW w:type="dxa" w:w="2340"/>
+            <w:tcBorders>
+              <w:top w:val="single" w:color="000000" w:sz="6"/>
+              <w:left w:val="single" w:color="000000" w:sz="6"/>
+              <w:bottom w:val="single" w:color="000000" w:sz="6"/>
+              <w:right w:val="single" w:color="000000" w:sz="6"/>
+            </w:tcBorders>
+            <w:tcMar>
+              <w:top w:type="dxa" w:w="60"/>
+              <w:left w:type="dxa" w:w="90"/>
+              <w:bottom w:type="dxa" w:w="60"/>
+              <w:right w:type="dxa" w:w="90"/>
+            </w:tcMar>
+          </w:tcPr>
+          <w:p>
+            <w:pPr>
+              <w:jc w:val="left"/>
+            </w:pPr>
+            <w:r>
+              <w:rPr>
+                <w:rFonts w:ascii="Malgun Gothic" w:cs="Malgun Gothic" w:eastAsia="Malgun Gothic" w:hAnsi="Malgun Gothic"/>
+                <w:sz w:val="20"/>
+                <w:szCs w:val="20"/>
+              </w:rPr>
+              <w:t xml:space="preserve">da327a1</w:t>
+            </w:r>
+          </w:p>
+        </w:tc>
+      </w:tr>
+      <w:tr>
+        <w:tc>
+          <w:tcPr>
+            <w:tcW w:type="dxa" w:w="2340"/>
+            <w:tcBorders>
+              <w:top w:val="single" w:color="000000" w:sz="6"/>
+              <w:left w:val="single" w:color="000000" w:sz="6"/>
+              <w:bottom w:val="single" w:color="000000" w:sz="6"/>
+              <w:right w:val="single" w:color="000000" w:sz="6"/>
+            </w:tcBorders>
+            <w:tcMar>
+              <w:top w:type="dxa" w:w="60"/>
+              <w:left w:type="dxa" w:w="90"/>
+              <w:bottom w:type="dxa" w:w="60"/>
+              <w:right w:type="dxa" w:w="90"/>
+            </w:tcMar>
+          </w:tcPr>
+          <w:p>
+            <w:pPr>
+              <w:jc w:val="left"/>
+            </w:pPr>
+            <w:r>
+              <w:rPr>
+                <w:rFonts w:ascii="Malgun Gothic" w:cs="Malgun Gothic" w:eastAsia="Malgun Gothic" w:hAnsi="Malgun Gothic"/>
+                <w:sz w:val="20"/>
+                <w:szCs w:val="20"/>
+              </w:rPr>
+              <w:t xml:space="preserve">경계 처리 없음, time.time()</w:t>
+            </w:r>
+          </w:p>
+        </w:tc>
+        <w:tc>
+          <w:tcPr>
+            <w:tcW w:type="dxa" w:w="2340"/>
+            <w:tcBorders>
+              <w:top w:val="single" w:color="000000" w:sz="6"/>
+              <w:left w:val="single" w:color="000000" w:sz="6"/>
+              <w:bottom w:val="single" w:color="000000" w:sz="6"/>
+              <w:right w:val="single" w:color="000000" w:sz="6"/>
+            </w:tcBorders>
+            <w:tcMar>
+              <w:top w:type="dxa" w:w="60"/>
+              <w:left w:type="dxa" w:w="90"/>
+              <w:bottom w:type="dxa" w:w="60"/>
+              <w:right w:type="dxa" w:w="90"/>
+            </w:tcMar>
+          </w:tcPr>
+          <w:p>
+            <w:pPr>
+              <w:jc w:val="left"/>
+            </w:pPr>
+            <w:r>
+              <w:rPr>
+                <w:rFonts w:ascii="Malgun Gothic" w:cs="Malgun Gothic" w:eastAsia="Malgun Gothic" w:hAnsi="Malgun Gothic"/>
+                <w:sz w:val="20"/>
+                <w:szCs w:val="20"/>
+              </w:rPr>
+              <w:t xml:space="preserve">경기장 이탈, 벽시계 점프</w:t>
+            </w:r>
+          </w:p>
+        </w:tc>
+        <w:tc>
+          <w:tcPr>
+            <w:tcW w:type="dxa" w:w="2340"/>
+            <w:tcBorders>
+              <w:top w:val="single" w:color="000000" w:sz="6"/>
+              <w:left w:val="single" w:color="000000" w:sz="6"/>
+              <w:bottom w:val="single" w:color="000000" w:sz="6"/>
+              <w:right w:val="single" w:color="000000" w:sz="6"/>
+            </w:tcBorders>
+            <w:tcMar>
+              <w:top w:type="dxa" w:w="60"/>
+              <w:left w:type="dxa" w:w="90"/>
+              <w:bottom w:type="dxa" w:w="60"/>
+              <w:right w:type="dxa" w:w="90"/>
+            </w:tcMar>
+          </w:tcPr>
+          <w:p>
+            <w:pPr>
+              <w:jc w:val="left"/>
+            </w:pPr>
+            <w:r>
+              <w:rPr>
+                <w:rFonts w:ascii="Malgun Gothic" w:cs="Malgun Gothic" w:eastAsia="Malgun Gothic" w:hAnsi="Malgun Gothic"/>
+                <w:sz w:val="20"/>
+                <w:szCs w:val="20"/>
+              </w:rPr>
+              <w:t xml:space="preserve">가짜 LiDAR 병합 + 하드 가드, time.monotonic()</w:t>
+            </w:r>
+          </w:p>
+        </w:tc>
+        <w:tc>
+          <w:tcPr>
+            <w:tcW w:type="dxa" w:w="2340"/>
+            <w:tcBorders>
+              <w:top w:val="single" w:color="000000" w:sz="6"/>
+              <w:left w:val="single" w:color="000000" w:sz="6"/>
+              <w:bottom w:val="single" w:color="000000" w:sz="6"/>
+              <w:right w:val="single" w:color="000000" w:sz="6"/>
+            </w:tcBorders>
+            <w:tcMar>
+              <w:top w:type="dxa" w:w="60"/>
+              <w:left w:type="dxa" w:w="90"/>
+              <w:bottom w:type="dxa" w:w="60"/>
+              <w:right w:type="dxa" w:w="90"/>
+            </w:tcMar>
+          </w:tcPr>
+          <w:p>
+            <w:pPr>
+              <w:jc w:val="left"/>
+            </w:pPr>
+            <w:r>
+              <w:rPr>
+                <w:rFonts w:ascii="Malgun Gothic" w:cs="Malgun Gothic" w:eastAsia="Malgun Gothic" w:hAnsi="Malgun Gothic"/>
+                <w:sz w:val="20"/>
+                <w:szCs w:val="20"/>
+              </w:rPr>
+              <w:t xml:space="preserve">b678154, e3490db, 02bfc39</w:t>
+            </w:r>
+          </w:p>
+        </w:tc>
+      </w:tr>
+    </w:tbl>
+    <w:p>
+      <w:pPr>
+        <w:spacing w:after="60"/>
+      </w:pPr>
+      <w:r>
+        <w:rPr>
+          <w:rFonts w:ascii="Malgun Gothic" w:cs="Malgun Gothic" w:eastAsia="Malgun Gothic" w:hAnsi="Malgun Gothic"/>
+          <w:sz w:val="20"/>
+          <w:szCs w:val="20"/>
+        </w:rPr>
+        <w:t xml:space="preserve"/>
       </w:r>
     </w:p>
     <w:p>
@@ -6583,7 +7783,118 @@
           <w:sz w:val="20"/>
           <w:szCs w:val="20"/>
         </w:rPr>
-        <w:t xml:space="preserve">LiDAR 스캔에서 안전 구간(연속 빈 셀)을 찾고, 각 구간의 호 길이 arc = Δθ·r_edge·(e−s) 가 min_required_width = half_width×2 + clearance 이상인 구간만 후보로 남긴다. 각 후보 구간 안으로 목표 방위를 잘라 넣어(clamp) 목표에 가장 가까운 각을 고르고(동률이면 호가 긴 구간), 그 각을 /desired_angle 로 고정주기 발행한다.</w:t>
+        <w:t xml:space="preserve">/candidate_angle 이 20000(미션 없음)이면 LiDAR 갭 선택으로 조향각을 정한다. 그 밖의 명령은 먼저 처리한다. 50000 이거나 wp_mode 4 진입 후 5 s 이내면 STOP_HOLD, 5000·6000 은 그대로 통과, 일반 후보각은 LiDAR 각 격자(정면 80)로 옮기고 0~160° 밖이면 STOP_HOLD 다.</w:t>
+      </w:r>
+    </w:p>
+    <w:p>
+      <w:pPr>
+        <w:spacing w:after="100" w:line="300"/>
+      </w:pPr>
+      <w:r>
+        <w:rPr>
+          <w:rFonts w:ascii="Malgun Gothic" w:cs="Malgun Gothic" w:eastAsia="Malgun Gothic" w:hAnsi="Malgun Gothic"/>
+          <w:sz w:val="20"/>
+          <w:szCs w:val="20"/>
+        </w:rPr>
+        <w:t xml:space="preserve">LiDAR 스캔에서 안전 구간(연속 빈 셀)을 찾는 순서는 다음과 같다.</w:t>
+      </w:r>
+    </w:p>
+    <w:p>
+      <w:pPr>
+        <w:spacing w:after="60" w:line="290"/>
+        <w:ind w:left="360" w:hanging="240"/>
+      </w:pPr>
+      <w:r>
+        <w:rPr>
+          <w:rFonts w:ascii="Malgun Gothic" w:cs="Malgun Gothic" w:eastAsia="Malgun Gothic" w:hAnsi="Malgun Gothic"/>
+          <w:sz w:val="20"/>
+          <w:szCs w:val="20"/>
+        </w:rPr>
+        <w:t xml:space="preserve">•  이진 마스크: 병합 거리 r 이 detection_distance 미만이면 장애물.</w:t>
+      </w:r>
+    </w:p>
+    <w:p>
+      <w:pPr>
+        <w:spacing w:after="60" w:line="290"/>
+        <w:ind w:left="360" w:hanging="240"/>
+      </w:pPr>
+      <w:r>
+        <w:rPr>
+          <w:rFonts w:ascii="Malgun Gothic" w:cs="Malgun Gothic" w:eastAsia="Malgun Gothic" w:hAnsi="Malgun Gothic"/>
+          <w:sz w:val="20"/>
+          <w:szCs w:val="20"/>
+        </w:rPr>
+        <w:t xml:space="preserve">•  잡음 정리: 길이 int(n × max_spike_ratio) 셀 이하 장애물 구간을 지우고 경계 border_margin 셀을 깎는다. 고립 1~3셀은 사라지고 회피 거리의 실제 부표(약 30셀)는 남는다.</w:t>
+      </w:r>
+    </w:p>
+    <w:p>
+      <w:pPr>
+        <w:spacing w:after="60" w:line="290"/>
+        <w:ind w:left="360" w:hanging="240"/>
+      </w:pPr>
+      <w:r>
+        <w:rPr>
+          <w:rFonts w:ascii="Malgun Gothic" w:cs="Malgun Gothic" w:eastAsia="Malgun Gothic" w:hAnsi="Malgun Gothic"/>
+          <w:sz w:val="20"/>
+          <w:szCs w:val="20"/>
+        </w:rPr>
+        <w:t xml:space="preserve">•  팽창: 장애물 구간 최근접 거리 r_min 으로 m = max(1, round(atan((half_width + clearance)/r_min)/Δθ)) 셀씩 양옆을 넓힌다.</w:t>
+      </w:r>
+    </w:p>
+    <w:p>
+      <w:pPr>
+        <w:spacing w:after="60" w:line="290"/>
+        <w:ind w:left="360" w:hanging="240"/>
+      </w:pPr>
+      <w:r>
+        <w:rPr>
+          <w:rFonts w:ascii="Malgun Gothic" w:cs="Malgun Gothic" w:eastAsia="Malgun Gothic" w:hAnsi="Malgun Gothic"/>
+          <w:sz w:val="20"/>
+          <w:szCs w:val="20"/>
+        </w:rPr>
+        <w:t xml:space="preserve">•  폭 판정: 빈 구간 (s, e) 마다 호 길이 arc = Δθ·r_edge·(e−s) 가 min_required_width = half_width×2 + clearance 이상인 구간만 후보로 남긴다. r_edge 는 양 끝 중 가까운 쪽 거리다. 먼 쪽으로 재면 실제보다 넓게 보이기 때문이다.</w:t>
+      </w:r>
+    </w:p>
+    <w:p>
+      <w:pPr>
+        <w:spacing w:after="60" w:line="290"/>
+        <w:ind w:left="360" w:hanging="240"/>
+      </w:pPr>
+      <w:r>
+        <w:rPr>
+          <w:rFonts w:ascii="Malgun Gothic" w:cs="Malgun Gothic" w:eastAsia="Malgun Gothic" w:hAnsi="Malgun Gothic"/>
+          <w:sz w:val="20"/>
+          <w:szCs w:val="20"/>
+        </w:rPr>
+        <w:t xml:space="preserve">•  후보 선택: 각 후보 구간 안으로 목표 방위를 잘라 넣어(clamp) 목표에 가장 가까운 각을 고르고(동률이면 호가 긴 구간), 그 각을 /desired_angle 로 고정주기 발행한다.</w:t>
+      </w:r>
+    </w:p>
+    <w:p>
+      <w:pPr>
+        <w:spacing w:after="60" w:line="290"/>
+        <w:ind w:left="360" w:hanging="240"/>
+      </w:pPr>
+      <w:r>
+        <w:rPr>
+          <w:rFonts w:ascii="Malgun Gothic" w:cs="Malgun Gothic" w:eastAsia="Malgun Gothic" w:hAnsi="Malgun Gothic"/>
+          <w:sz w:val="20"/>
+          <w:szCs w:val="20"/>
+        </w:rPr>
+        <w:t xml:space="preserve">•  경로 없음: 후진 0.5 s 후 3.0 s STOP_HOLD 로 재탐색하고, 그래도 없으면 반복한다. 뒤쪽은 보지 못하므로 계속 후진하지 않는다.</w:t>
+      </w:r>
+    </w:p>
+    <w:p>
+      <w:pPr>
+        <w:spacing w:after="60" w:line="290"/>
+        <w:ind w:left="360" w:hanging="240"/>
+      </w:pPr>
+      <w:r>
+        <w:rPr>
+          <w:rFonts w:ascii="Malgun Gothic" w:cs="Malgun Gothic" w:eastAsia="Malgun Gothic" w:hAnsi="Malgun Gothic"/>
+          <w:sz w:val="20"/>
+          <w:szCs w:val="20"/>
+        </w:rPr>
+        <w:t xml:space="preserve">•  변화율 제한: 0~160° 정상 조향값은 한 틱에 15° 까지만 바꾸고 특수 신호는 즉시 통과시킨다.</w:t>
       </w:r>
     </w:p>
     <w:tbl>
@@ -6794,7 +8105,7 @@
                 <w:sz w:val="20"/>
                 <w:szCs w:val="20"/>
               </w:rPr>
-              <w:t xml:space="preserve">1번배 폭 0.57 → 0.285, 공용값 0.29</w:t>
+              <w:t xml:space="preserve">1번배 폭 0.57 m → 0.285, 공용값 0.29</w:t>
             </w:r>
           </w:p>
         </w:tc>
@@ -6918,7 +8229,7 @@
                 <w:sz w:val="20"/>
                 <w:szCs w:val="20"/>
               </w:rPr>
-              <w:t xml:space="preserve">detection_distance 기본 / 게이트</w:t>
+              <w:t xml:space="preserve">min_required_width</w:t>
             </w:r>
           </w:p>
         </w:tc>
@@ -6948,7 +8259,7 @@
                 <w:sz w:val="20"/>
                 <w:szCs w:val="20"/>
               </w:rPr>
-              <w:t xml:space="preserve">3.0 / 2.0 m</w:t>
+              <w:t xml:space="preserve">0.83 m</w:t>
             </w:r>
           </w:p>
         </w:tc>
@@ -6978,7 +8289,7 @@
                 <w:sz w:val="20"/>
                 <w:szCs w:val="20"/>
               </w:rPr>
-              <w:t xml:space="preserve">시뮬 스윕</w:t>
+              <w:t xml:space="preserve">0.29×2 + 0.25</w:t>
             </w:r>
           </w:p>
         </w:tc>
@@ -7010,7 +8321,7 @@
                 <w:sz w:val="20"/>
                 <w:szCs w:val="20"/>
               </w:rPr>
-              <w:t xml:space="preserve">min_obstacle_cells</w:t>
+              <w:t xml:space="preserve">detection_distance 기본 / 게이트</w:t>
             </w:r>
           </w:p>
         </w:tc>
@@ -7040,7 +8351,7 @@
                 <w:sz w:val="20"/>
                 <w:szCs w:val="20"/>
               </w:rPr>
-              <w:t xml:space="preserve">1</w:t>
+              <w:t xml:space="preserve">3.0 / 2.0 m</w:t>
             </w:r>
           </w:p>
         </w:tc>
@@ -7070,7 +8381,7 @@
                 <w:sz w:val="20"/>
                 <w:szCs w:val="20"/>
               </w:rPr>
-              <w:t xml:space="preserve">3 이면 작은 부표를 무시한다 (두 배 공용)</w:t>
+              <w:t xml:space="preserve">시뮬 스윕</w:t>
             </w:r>
           </w:p>
         </w:tc>
@@ -7102,7 +8413,7 @@
                 <w:sz w:val="20"/>
                 <w:szCs w:val="20"/>
               </w:rPr>
-              <w:t xml:space="preserve">temporal 투표</w:t>
+              <w:t xml:space="preserve">min_obstacle_cells</w:t>
             </w:r>
           </w:p>
         </w:tc>
@@ -7132,7 +8443,7 @@
                 <w:sz w:val="20"/>
                 <w:szCs w:val="20"/>
               </w:rPr>
-              <w:t xml:space="preserve">OFF</w:t>
+              <w:t xml:space="preserve">1</w:t>
             </w:r>
           </w:p>
         </w:tc>
@@ -7162,7 +8473,7 @@
                 <w:sz w:val="20"/>
                 <w:szCs w:val="20"/>
               </w:rPr>
-              <w:t xml:space="preserve">무익(시뮬)</w:t>
+              <w:t xml:space="preserve">3 이면 작은 부표를 무시한다 (두 배 공용)</w:t>
             </w:r>
           </w:p>
         </w:tc>
@@ -7194,6 +8505,98 @@
                 <w:sz w:val="20"/>
                 <w:szCs w:val="20"/>
               </w:rPr>
+              <w:t xml:space="preserve">temporal 투표</w:t>
+            </w:r>
+          </w:p>
+        </w:tc>
+        <w:tc>
+          <w:tcPr>
+            <w:tcW w:type="dxa" w:w="3120"/>
+            <w:tcBorders>
+              <w:top w:val="single" w:color="000000" w:sz="6"/>
+              <w:left w:val="single" w:color="000000" w:sz="6"/>
+              <w:bottom w:val="single" w:color="000000" w:sz="6"/>
+              <w:right w:val="single" w:color="000000" w:sz="6"/>
+            </w:tcBorders>
+            <w:tcMar>
+              <w:top w:type="dxa" w:w="60"/>
+              <w:left w:type="dxa" w:w="90"/>
+              <w:bottom w:type="dxa" w:w="60"/>
+              <w:right w:type="dxa" w:w="90"/>
+            </w:tcMar>
+          </w:tcPr>
+          <w:p>
+            <w:pPr>
+              <w:jc w:val="left"/>
+            </w:pPr>
+            <w:r>
+              <w:rPr>
+                <w:rFonts w:ascii="Malgun Gothic" w:cs="Malgun Gothic" w:eastAsia="Malgun Gothic" w:hAnsi="Malgun Gothic"/>
+                <w:sz w:val="20"/>
+                <w:szCs w:val="20"/>
+              </w:rPr>
+              <w:t xml:space="preserve">OFF</w:t>
+            </w:r>
+          </w:p>
+        </w:tc>
+        <w:tc>
+          <w:tcPr>
+            <w:tcW w:type="dxa" w:w="3120"/>
+            <w:tcBorders>
+              <w:top w:val="single" w:color="000000" w:sz="6"/>
+              <w:left w:val="single" w:color="000000" w:sz="6"/>
+              <w:bottom w:val="single" w:color="000000" w:sz="6"/>
+              <w:right w:val="single" w:color="000000" w:sz="6"/>
+            </w:tcBorders>
+            <w:tcMar>
+              <w:top w:type="dxa" w:w="60"/>
+              <w:left w:type="dxa" w:w="90"/>
+              <w:bottom w:type="dxa" w:w="60"/>
+              <w:right w:type="dxa" w:w="90"/>
+            </w:tcMar>
+          </w:tcPr>
+          <w:p>
+            <w:pPr>
+              <w:jc w:val="left"/>
+            </w:pPr>
+            <w:r>
+              <w:rPr>
+                <w:rFonts w:ascii="Malgun Gothic" w:cs="Malgun Gothic" w:eastAsia="Malgun Gothic" w:hAnsi="Malgun Gothic"/>
+                <w:sz w:val="20"/>
+                <w:szCs w:val="20"/>
+              </w:rPr>
+              <w:t xml:space="preserve">시드 20: OFF 접촉 19/20, ON 20/20 — 무익</w:t>
+            </w:r>
+          </w:p>
+        </w:tc>
+      </w:tr>
+      <w:tr>
+        <w:tc>
+          <w:tcPr>
+            <w:tcW w:type="dxa" w:w="3120"/>
+            <w:tcBorders>
+              <w:top w:val="single" w:color="000000" w:sz="6"/>
+              <w:left w:val="single" w:color="000000" w:sz="6"/>
+              <w:bottom w:val="single" w:color="000000" w:sz="6"/>
+              <w:right w:val="single" w:color="000000" w:sz="6"/>
+            </w:tcBorders>
+            <w:tcMar>
+              <w:top w:type="dxa" w:w="60"/>
+              <w:left w:type="dxa" w:w="90"/>
+              <w:bottom w:type="dxa" w:w="60"/>
+              <w:right w:type="dxa" w:w="90"/>
+            </w:tcMar>
+          </w:tcPr>
+          <w:p>
+            <w:pPr>
+              <w:jc w:val="left"/>
+            </w:pPr>
+            <w:r>
+              <w:rPr>
+                <w:rFonts w:ascii="Malgun Gothic" w:cs="Malgun Gothic" w:eastAsia="Malgun Gothic" w:hAnsi="Malgun Gothic"/>
+                <w:sz w:val="20"/>
+                <w:szCs w:val="20"/>
+              </w:rPr>
               <w:t xml:space="preserve">rear_obstacle_ignore</w:t>
             </w:r>
           </w:p>
@@ -7254,7 +8657,191 @@
                 <w:sz w:val="20"/>
                 <w:szCs w:val="20"/>
               </w:rPr>
-              <w:t xml:space="preserve">부표 통째 삭제 결함</w:t>
+              <w:t xml:space="preserve">물보라 0.3 m 하나가 1.6 m 부표를 통째 삭제한 결함</w:t>
+            </w:r>
+          </w:p>
+        </w:tc>
+      </w:tr>
+      <w:tr>
+        <w:tc>
+          <w:tcPr>
+            <w:tcW w:type="dxa" w:w="3120"/>
+            <w:tcBorders>
+              <w:top w:val="single" w:color="000000" w:sz="6"/>
+              <w:left w:val="single" w:color="000000" w:sz="6"/>
+              <w:bottom w:val="single" w:color="000000" w:sz="6"/>
+              <w:right w:val="single" w:color="000000" w:sz="6"/>
+            </w:tcBorders>
+            <w:tcMar>
+              <w:top w:type="dxa" w:w="60"/>
+              <w:left w:type="dxa" w:w="90"/>
+              <w:bottom w:type="dxa" w:w="60"/>
+              <w:right w:type="dxa" w:w="90"/>
+            </w:tcMar>
+          </w:tcPr>
+          <w:p>
+            <w:pPr>
+              <w:jc w:val="left"/>
+            </w:pPr>
+            <w:r>
+              <w:rPr>
+                <w:rFonts w:ascii="Malgun Gothic" w:cs="Malgun Gothic" w:eastAsia="Malgun Gothic" w:hAnsi="Malgun Gothic"/>
+                <w:sz w:val="20"/>
+                <w:szCs w:val="20"/>
+              </w:rPr>
+              <w:t xml:space="preserve">후진 / 재탐색</w:t>
+            </w:r>
+          </w:p>
+        </w:tc>
+        <w:tc>
+          <w:tcPr>
+            <w:tcW w:type="dxa" w:w="3120"/>
+            <w:tcBorders>
+              <w:top w:val="single" w:color="000000" w:sz="6"/>
+              <w:left w:val="single" w:color="000000" w:sz="6"/>
+              <w:bottom w:val="single" w:color="000000" w:sz="6"/>
+              <w:right w:val="single" w:color="000000" w:sz="6"/>
+            </w:tcBorders>
+            <w:tcMar>
+              <w:top w:type="dxa" w:w="60"/>
+              <w:left w:type="dxa" w:w="90"/>
+              <w:bottom w:type="dxa" w:w="60"/>
+              <w:right w:type="dxa" w:w="90"/>
+            </w:tcMar>
+          </w:tcPr>
+          <w:p>
+            <w:pPr>
+              <w:jc w:val="left"/>
+            </w:pPr>
+            <w:r>
+              <w:rPr>
+                <w:rFonts w:ascii="Malgun Gothic" w:cs="Malgun Gothic" w:eastAsia="Malgun Gothic" w:hAnsi="Malgun Gothic"/>
+                <w:sz w:val="20"/>
+                <w:szCs w:val="20"/>
+              </w:rPr>
+              <w:t xml:space="preserve">0.5 / 3.0 s</w:t>
+            </w:r>
+          </w:p>
+        </w:tc>
+        <w:tc>
+          <w:tcPr>
+            <w:tcW w:type="dxa" w:w="3120"/>
+            <w:tcBorders>
+              <w:top w:val="single" w:color="000000" w:sz="6"/>
+              <w:left w:val="single" w:color="000000" w:sz="6"/>
+              <w:bottom w:val="single" w:color="000000" w:sz="6"/>
+              <w:right w:val="single" w:color="000000" w:sz="6"/>
+            </w:tcBorders>
+            <w:tcMar>
+              <w:top w:type="dxa" w:w="60"/>
+              <w:left w:type="dxa" w:w="90"/>
+              <w:bottom w:type="dxa" w:w="60"/>
+              <w:right w:type="dxa" w:w="90"/>
+            </w:tcMar>
+          </w:tcPr>
+          <w:p>
+            <w:pPr>
+              <w:jc w:val="left"/>
+            </w:pPr>
+            <w:r>
+              <w:rPr>
+                <w:rFonts w:ascii="Malgun Gothic" w:cs="Malgun Gothic" w:eastAsia="Malgun Gothic" w:hAnsi="Malgun Gothic"/>
+                <w:sz w:val="20"/>
+                <w:szCs w:val="20"/>
+              </w:rPr>
+              <w:t xml:space="preserve">뒤를 못 보므로 계속 후진 대신 정지 후 재탐색</w:t>
+            </w:r>
+          </w:p>
+        </w:tc>
+      </w:tr>
+      <w:tr>
+        <w:tc>
+          <w:tcPr>
+            <w:tcW w:type="dxa" w:w="3120"/>
+            <w:tcBorders>
+              <w:top w:val="single" w:color="000000" w:sz="6"/>
+              <w:left w:val="single" w:color="000000" w:sz="6"/>
+              <w:bottom w:val="single" w:color="000000" w:sz="6"/>
+              <w:right w:val="single" w:color="000000" w:sz="6"/>
+            </w:tcBorders>
+            <w:tcMar>
+              <w:top w:type="dxa" w:w="60"/>
+              <w:left w:type="dxa" w:w="90"/>
+              <w:bottom w:type="dxa" w:w="60"/>
+              <w:right w:type="dxa" w:w="90"/>
+            </w:tcMar>
+          </w:tcPr>
+          <w:p>
+            <w:pPr>
+              <w:jc w:val="left"/>
+            </w:pPr>
+            <w:r>
+              <w:rPr>
+                <w:rFonts w:ascii="Malgun Gothic" w:cs="Malgun Gothic" w:eastAsia="Malgun Gothic" w:hAnsi="Malgun Gothic"/>
+                <w:sz w:val="20"/>
+                <w:szCs w:val="20"/>
+              </w:rPr>
+              <w:t xml:space="preserve">rate_limit_max_deg_per_tick</w:t>
+            </w:r>
+          </w:p>
+        </w:tc>
+        <w:tc>
+          <w:tcPr>
+            <w:tcW w:type="dxa" w:w="3120"/>
+            <w:tcBorders>
+              <w:top w:val="single" w:color="000000" w:sz="6"/>
+              <w:left w:val="single" w:color="000000" w:sz="6"/>
+              <w:bottom w:val="single" w:color="000000" w:sz="6"/>
+              <w:right w:val="single" w:color="000000" w:sz="6"/>
+            </w:tcBorders>
+            <w:tcMar>
+              <w:top w:type="dxa" w:w="60"/>
+              <w:left w:type="dxa" w:w="90"/>
+              <w:bottom w:type="dxa" w:w="60"/>
+              <w:right w:type="dxa" w:w="90"/>
+            </w:tcMar>
+          </w:tcPr>
+          <w:p>
+            <w:pPr>
+              <w:jc w:val="left"/>
+            </w:pPr>
+            <w:r>
+              <w:rPr>
+                <w:rFonts w:ascii="Malgun Gothic" w:cs="Malgun Gothic" w:eastAsia="Malgun Gothic" w:hAnsi="Malgun Gothic"/>
+                <w:sz w:val="20"/>
+                <w:szCs w:val="20"/>
+              </w:rPr>
+              <w:t xml:space="preserve">15° (150°/s)</w:t>
+            </w:r>
+          </w:p>
+        </w:tc>
+        <w:tc>
+          <w:tcPr>
+            <w:tcW w:type="dxa" w:w="3120"/>
+            <w:tcBorders>
+              <w:top w:val="single" w:color="000000" w:sz="6"/>
+              <w:left w:val="single" w:color="000000" w:sz="6"/>
+              <w:bottom w:val="single" w:color="000000" w:sz="6"/>
+              <w:right w:val="single" w:color="000000" w:sz="6"/>
+            </w:tcBorders>
+            <w:tcMar>
+              <w:top w:type="dxa" w:w="60"/>
+              <w:left w:type="dxa" w:w="90"/>
+              <w:bottom w:type="dxa" w:w="60"/>
+              <w:right w:type="dxa" w:w="90"/>
+            </w:tcMar>
+          </w:tcPr>
+          <w:p>
+            <w:pPr>
+              <w:jc w:val="left"/>
+            </w:pPr>
+            <w:r>
+              <w:rPr>
+                <w:rFonts w:ascii="Malgun Gothic" w:cs="Malgun Gothic" w:eastAsia="Malgun Gothic" w:hAnsi="Malgun Gothic"/>
+                <w:sz w:val="20"/>
+                <w:szCs w:val="20"/>
+              </w:rPr>
+              <w:t xml:space="preserve">실측 후 튜닝</w:t>
             </w:r>
           </w:p>
         </w:tc>
@@ -7271,6 +8858,34 @@
           <w:szCs w:val="20"/>
         </w:rPr>
         <w:t xml:space="preserve"/>
+      </w:r>
+    </w:p>
+    <w:p>
+      <w:pPr>
+        <w:spacing w:after="100" w:line="300"/>
+      </w:pPr>
+      <w:r>
+        <w:rPr>
+          <w:rFonts w:ascii="Malgun Gothic" w:cs="Malgun Gothic" w:eastAsia="Malgun Gothic" w:hAnsi="Malgun Gothic"/>
+          <w:sz w:val="20"/>
+          <w:szCs w:val="20"/>
+        </w:rPr>
+        <w:t xml:space="preserve">[그림 자리] 그림 Ⅲ-3 갭 선택 개념도 — (a) 정면 0~160° 스캔 점, (b) detection_distance 이진 마스크, (c) 스파이크 정리 후 팽창, (d) 빈 구간의 r_edge·호 길이 폭 판정, (e) 목표 방위를 구간 안으로 clamp 해 고른 조향각</w:t>
+      </w:r>
+    </w:p>
+    <w:p>
+      <w:pPr>
+        <w:spacing w:after="160"/>
+        <w:jc w:val="center"/>
+      </w:pPr>
+      <w:r>
+        <w:rPr>
+          <w:rFonts w:ascii="Malgun Gothic" w:cs="Malgun Gothic" w:eastAsia="Malgun Gothic" w:hAnsi="Malgun Gothic"/>
+          <w:color w:val="555555"/>
+          <w:sz w:val="18"/>
+          <w:szCs w:val="18"/>
+        </w:rPr>
+        <w:t xml:space="preserve">그림 Ⅲ-3 갭 선택 개념도 — (a) 정면 0~160° 스캔 점, (b) detection_distance 이진 마스크, (c) 스파이크 정리 후 팽창, (d) 빈 구간의 r_edge·호 길이 폭 판정, (e) 목표 방위를 구간 안으로 clamp 해 고른 조향각</w:t>
       </w:r>
     </w:p>
     <w:p>
@@ -7396,7 +9011,570 @@
           <w:sz w:val="20"/>
           <w:szCs w:val="20"/>
         </w:rPr>
-        <w:t xml:space="preserve">•  failsafe_warn_sec 0.7 → 감속(0.7 배), failsafe_stop_sec 3.0 → 정지. 독립 타이머(watchdog_cb)에서 평가 — 센서가 죽으면 콜백이 안 불리므로.</w:t>
+        <w:t xml:space="preserve">•  ship_direction 의 SensorWatch 가 /scan 과 /yaw_error 의 신선도를 함께 보고 가장 나쁜 센서가 레벨을 정한다. /scan 만 보면 IMU 가 죽어도 마지막 /yaw_error 로 계속 조향한다(시뮬: 정지율 0%, 접촉 3회). 평가는 독립 타이머(watchdog_cb, 10 Hz)에서 한다 — 센서가 죽으면 콜백이 안 불리므로.</w:t>
+      </w:r>
+    </w:p>
+    <w:tbl>
+      <w:tblPr>
+        <w:tblW w:type="dxa" w:w="9360"/>
+        <w:tblBorders>
+          <w:top w:val="single" w:color="auto" w:sz="4"/>
+          <w:left w:val="single" w:color="auto" w:sz="4"/>
+          <w:bottom w:val="single" w:color="auto" w:sz="4"/>
+          <w:right w:val="single" w:color="auto" w:sz="4"/>
+          <w:insideH w:val="single" w:color="auto" w:sz="4"/>
+          <w:insideV w:val="single" w:color="auto" w:sz="4"/>
+        </w:tblBorders>
+      </w:tblPr>
+      <w:tblGrid>
+        <w:gridCol w:w="2340"/>
+        <w:gridCol w:w="2340"/>
+        <w:gridCol w:w="2340"/>
+        <w:gridCol w:w="2340"/>
+      </w:tblGrid>
+      <w:tr>
+        <w:trPr>
+          <w:tblHeader/>
+        </w:trPr>
+        <w:tc>
+          <w:tcPr>
+            <w:tcW w:type="dxa" w:w="2340"/>
+            <w:tcBorders>
+              <w:top w:val="single" w:color="000000" w:sz="6"/>
+              <w:left w:val="single" w:color="000000" w:sz="6"/>
+              <w:bottom w:val="single" w:color="000000" w:sz="6"/>
+              <w:right w:val="single" w:color="000000" w:sz="6"/>
+            </w:tcBorders>
+            <w:shd w:fill="E7E6E6" w:color="auto" w:val="clear"/>
+            <w:tcMar>
+              <w:top w:type="dxa" w:w="60"/>
+              <w:left w:type="dxa" w:w="90"/>
+              <w:bottom w:type="dxa" w:w="60"/>
+              <w:right w:type="dxa" w:w="90"/>
+            </w:tcMar>
+          </w:tcPr>
+          <w:p>
+            <w:pPr>
+              <w:jc w:val="center"/>
+            </w:pPr>
+            <w:r>
+              <w:rPr>
+                <w:rFonts w:ascii="Malgun Gothic" w:cs="Malgun Gothic" w:eastAsia="Malgun Gothic" w:hAnsi="Malgun Gothic"/>
+                <w:b/>
+                <w:bCs/>
+                <w:sz w:val="20"/>
+                <w:szCs w:val="20"/>
+              </w:rPr>
+              <w:t xml:space="preserve">레벨</w:t>
+            </w:r>
+          </w:p>
+        </w:tc>
+        <w:tc>
+          <w:tcPr>
+            <w:tcW w:type="dxa" w:w="2340"/>
+            <w:tcBorders>
+              <w:top w:val="single" w:color="000000" w:sz="6"/>
+              <w:left w:val="single" w:color="000000" w:sz="6"/>
+              <w:bottom w:val="single" w:color="000000" w:sz="6"/>
+              <w:right w:val="single" w:color="000000" w:sz="6"/>
+            </w:tcBorders>
+            <w:shd w:fill="E7E6E6" w:color="auto" w:val="clear"/>
+            <w:tcMar>
+              <w:top w:type="dxa" w:w="60"/>
+              <w:left w:type="dxa" w:w="90"/>
+              <w:bottom w:type="dxa" w:w="60"/>
+              <w:right w:type="dxa" w:w="90"/>
+            </w:tcMar>
+          </w:tcPr>
+          <w:p>
+            <w:pPr>
+              <w:jc w:val="center"/>
+            </w:pPr>
+            <w:r>
+              <w:rPr>
+                <w:rFonts w:ascii="Malgun Gothic" w:cs="Malgun Gothic" w:eastAsia="Malgun Gothic" w:hAnsi="Malgun Gothic"/>
+                <w:b/>
+                <w:bCs/>
+                <w:sz w:val="20"/>
+                <w:szCs w:val="20"/>
+              </w:rPr>
+              <w:t xml:space="preserve">진입 조건</w:t>
+            </w:r>
+          </w:p>
+        </w:tc>
+        <w:tc>
+          <w:tcPr>
+            <w:tcW w:type="dxa" w:w="2340"/>
+            <w:tcBorders>
+              <w:top w:val="single" w:color="000000" w:sz="6"/>
+              <w:left w:val="single" w:color="000000" w:sz="6"/>
+              <w:bottom w:val="single" w:color="000000" w:sz="6"/>
+              <w:right w:val="single" w:color="000000" w:sz="6"/>
+            </w:tcBorders>
+            <w:shd w:fill="E7E6E6" w:color="auto" w:val="clear"/>
+            <w:tcMar>
+              <w:top w:type="dxa" w:w="60"/>
+              <w:left w:type="dxa" w:w="90"/>
+              <w:bottom w:type="dxa" w:w="60"/>
+              <w:right w:type="dxa" w:w="90"/>
+            </w:tcMar>
+          </w:tcPr>
+          <w:p>
+            <w:pPr>
+              <w:jc w:val="center"/>
+            </w:pPr>
+            <w:r>
+              <w:rPr>
+                <w:rFonts w:ascii="Malgun Gothic" w:cs="Malgun Gothic" w:eastAsia="Malgun Gothic" w:hAnsi="Malgun Gothic"/>
+                <w:b/>
+                <w:bCs/>
+                <w:sz w:val="20"/>
+                <w:szCs w:val="20"/>
+              </w:rPr>
+              <w:t xml:space="preserve">/desired_angle</w:t>
+            </w:r>
+          </w:p>
+        </w:tc>
+        <w:tc>
+          <w:tcPr>
+            <w:tcW w:type="dxa" w:w="2340"/>
+            <w:tcBorders>
+              <w:top w:val="single" w:color="000000" w:sz="6"/>
+              <w:left w:val="single" w:color="000000" w:sz="6"/>
+              <w:bottom w:val="single" w:color="000000" w:sz="6"/>
+              <w:right w:val="single" w:color="000000" w:sz="6"/>
+            </w:tcBorders>
+            <w:shd w:fill="E7E6E6" w:color="auto" w:val="clear"/>
+            <w:tcMar>
+              <w:top w:type="dxa" w:w="60"/>
+              <w:left w:type="dxa" w:w="90"/>
+              <w:bottom w:type="dxa" w:w="60"/>
+              <w:right w:type="dxa" w:w="90"/>
+            </w:tcMar>
+          </w:tcPr>
+          <w:p>
+            <w:pPr>
+              <w:jc w:val="center"/>
+            </w:pPr>
+            <w:r>
+              <w:rPr>
+                <w:rFonts w:ascii="Malgun Gothic" w:cs="Malgun Gothic" w:eastAsia="Malgun Gothic" w:hAnsi="Malgun Gothic"/>
+                <w:b/>
+                <w:bCs/>
+                <w:sz w:val="20"/>
+                <w:szCs w:val="20"/>
+              </w:rPr>
+              <w:t xml:space="preserve">속도</w:t>
+            </w:r>
+          </w:p>
+        </w:tc>
+      </w:tr>
+      <w:tr>
+        <w:tc>
+          <w:tcPr>
+            <w:tcW w:type="dxa" w:w="2340"/>
+            <w:tcBorders>
+              <w:top w:val="single" w:color="000000" w:sz="6"/>
+              <w:left w:val="single" w:color="000000" w:sz="6"/>
+              <w:bottom w:val="single" w:color="000000" w:sz="6"/>
+              <w:right w:val="single" w:color="000000" w:sz="6"/>
+            </w:tcBorders>
+            <w:tcMar>
+              <w:top w:type="dxa" w:w="60"/>
+              <w:left w:type="dxa" w:w="90"/>
+              <w:bottom w:type="dxa" w:w="60"/>
+              <w:right w:type="dxa" w:w="90"/>
+            </w:tcMar>
+          </w:tcPr>
+          <w:p>
+            <w:pPr>
+              <w:jc w:val="left"/>
+            </w:pPr>
+            <w:r>
+              <w:rPr>
+                <w:rFonts w:ascii="Malgun Gothic" w:cs="Malgun Gothic" w:eastAsia="Malgun Gothic" w:hAnsi="Malgun Gothic"/>
+                <w:sz w:val="20"/>
+                <w:szCs w:val="20"/>
+              </w:rPr>
+              <w:t xml:space="preserve">0 정상</w:t>
+            </w:r>
+          </w:p>
+        </w:tc>
+        <w:tc>
+          <w:tcPr>
+            <w:tcW w:type="dxa" w:w="2340"/>
+            <w:tcBorders>
+              <w:top w:val="single" w:color="000000" w:sz="6"/>
+              <w:left w:val="single" w:color="000000" w:sz="6"/>
+              <w:bottom w:val="single" w:color="000000" w:sz="6"/>
+              <w:right w:val="single" w:color="000000" w:sz="6"/>
+            </w:tcBorders>
+            <w:tcMar>
+              <w:top w:type="dxa" w:w="60"/>
+              <w:left w:type="dxa" w:w="90"/>
+              <w:bottom w:type="dxa" w:w="60"/>
+              <w:right w:type="dxa" w:w="90"/>
+            </w:tcMar>
+          </w:tcPr>
+          <w:p>
+            <w:pPr>
+              <w:jc w:val="left"/>
+            </w:pPr>
+            <w:r>
+              <w:rPr>
+                <w:rFonts w:ascii="Malgun Gothic" w:cs="Malgun Gothic" w:eastAsia="Malgun Gothic" w:hAnsi="Malgun Gothic"/>
+                <w:sz w:val="20"/>
+                <w:szCs w:val="20"/>
+              </w:rPr>
+              <w:t xml:space="preserve">—</w:t>
+            </w:r>
+          </w:p>
+        </w:tc>
+        <w:tc>
+          <w:tcPr>
+            <w:tcW w:type="dxa" w:w="2340"/>
+            <w:tcBorders>
+              <w:top w:val="single" w:color="000000" w:sz="6"/>
+              <w:left w:val="single" w:color="000000" w:sz="6"/>
+              <w:bottom w:val="single" w:color="000000" w:sz="6"/>
+              <w:right w:val="single" w:color="000000" w:sz="6"/>
+            </w:tcBorders>
+            <w:tcMar>
+              <w:top w:type="dxa" w:w="60"/>
+              <w:left w:type="dxa" w:w="90"/>
+              <w:bottom w:type="dxa" w:w="60"/>
+              <w:right w:type="dxa" w:w="90"/>
+            </w:tcMar>
+          </w:tcPr>
+          <w:p>
+            <w:pPr>
+              <w:jc w:val="left"/>
+            </w:pPr>
+            <w:r>
+              <w:rPr>
+                <w:rFonts w:ascii="Malgun Gothic" w:cs="Malgun Gothic" w:eastAsia="Malgun Gothic" w:hAnsi="Malgun Gothic"/>
+                <w:sz w:val="20"/>
+                <w:szCs w:val="20"/>
+              </w:rPr>
+              <w:t xml:space="preserve">계산한 각도</w:t>
+            </w:r>
+          </w:p>
+        </w:tc>
+        <w:tc>
+          <w:tcPr>
+            <w:tcW w:type="dxa" w:w="2340"/>
+            <w:tcBorders>
+              <w:top w:val="single" w:color="000000" w:sz="6"/>
+              <w:left w:val="single" w:color="000000" w:sz="6"/>
+              <w:bottom w:val="single" w:color="000000" w:sz="6"/>
+              <w:right w:val="single" w:color="000000" w:sz="6"/>
+            </w:tcBorders>
+            <w:tcMar>
+              <w:top w:type="dxa" w:w="60"/>
+              <w:left w:type="dxa" w:w="90"/>
+              <w:bottom w:type="dxa" w:w="60"/>
+              <w:right w:type="dxa" w:w="90"/>
+            </w:tcMar>
+          </w:tcPr>
+          <w:p>
+            <w:pPr>
+              <w:jc w:val="left"/>
+            </w:pPr>
+            <w:r>
+              <w:rPr>
+                <w:rFonts w:ascii="Malgun Gothic" w:cs="Malgun Gothic" w:eastAsia="Malgun Gothic" w:hAnsi="Malgun Gothic"/>
+                <w:sz w:val="20"/>
+                <w:szCs w:val="20"/>
+              </w:rPr>
+              <w:t xml:space="preserve">100%</w:t>
+            </w:r>
+          </w:p>
+        </w:tc>
+      </w:tr>
+      <w:tr>
+        <w:tc>
+          <w:tcPr>
+            <w:tcW w:type="dxa" w:w="2340"/>
+            <w:tcBorders>
+              <w:top w:val="single" w:color="000000" w:sz="6"/>
+              <w:left w:val="single" w:color="000000" w:sz="6"/>
+              <w:bottom w:val="single" w:color="000000" w:sz="6"/>
+              <w:right w:val="single" w:color="000000" w:sz="6"/>
+            </w:tcBorders>
+            <w:tcMar>
+              <w:top w:type="dxa" w:w="60"/>
+              <w:left w:type="dxa" w:w="90"/>
+              <w:bottom w:type="dxa" w:w="60"/>
+              <w:right w:type="dxa" w:w="90"/>
+            </w:tcMar>
+          </w:tcPr>
+          <w:p>
+            <w:pPr>
+              <w:jc w:val="left"/>
+            </w:pPr>
+            <w:r>
+              <w:rPr>
+                <w:rFonts w:ascii="Malgun Gothic" w:cs="Malgun Gothic" w:eastAsia="Malgun Gothic" w:hAnsi="Malgun Gothic"/>
+                <w:sz w:val="20"/>
+                <w:szCs w:val="20"/>
+              </w:rPr>
+              <w:t xml:space="preserve">1 경고</w:t>
+            </w:r>
+          </w:p>
+        </w:tc>
+        <w:tc>
+          <w:tcPr>
+            <w:tcW w:type="dxa" w:w="2340"/>
+            <w:tcBorders>
+              <w:top w:val="single" w:color="000000" w:sz="6"/>
+              <w:left w:val="single" w:color="000000" w:sz="6"/>
+              <w:bottom w:val="single" w:color="000000" w:sz="6"/>
+              <w:right w:val="single" w:color="000000" w:sz="6"/>
+            </w:tcBorders>
+            <w:tcMar>
+              <w:top w:type="dxa" w:w="60"/>
+              <w:left w:type="dxa" w:w="90"/>
+              <w:bottom w:type="dxa" w:w="60"/>
+              <w:right w:type="dxa" w:w="90"/>
+            </w:tcMar>
+          </w:tcPr>
+          <w:p>
+            <w:pPr>
+              <w:jc w:val="left"/>
+            </w:pPr>
+            <w:r>
+              <w:rPr>
+                <w:rFonts w:ascii="Malgun Gothic" w:cs="Malgun Gothic" w:eastAsia="Malgun Gothic" w:hAnsi="Malgun Gothic"/>
+                <w:sz w:val="20"/>
+                <w:szCs w:val="20"/>
+              </w:rPr>
+              <w:t xml:space="preserve">경과 &gt; failsafe_warn_sec 0.7 s (연속 3회)</w:t>
+            </w:r>
+          </w:p>
+        </w:tc>
+        <w:tc>
+          <w:tcPr>
+            <w:tcW w:type="dxa" w:w="2340"/>
+            <w:tcBorders>
+              <w:top w:val="single" w:color="000000" w:sz="6"/>
+              <w:left w:val="single" w:color="000000" w:sz="6"/>
+              <w:bottom w:val="single" w:color="000000" w:sz="6"/>
+              <w:right w:val="single" w:color="000000" w:sz="6"/>
+            </w:tcBorders>
+            <w:tcMar>
+              <w:top w:type="dxa" w:w="60"/>
+              <w:left w:type="dxa" w:w="90"/>
+              <w:bottom w:type="dxa" w:w="60"/>
+              <w:right w:type="dxa" w:w="90"/>
+            </w:tcMar>
+          </w:tcPr>
+          <w:p>
+            <w:pPr>
+              <w:jc w:val="left"/>
+            </w:pPr>
+            <w:r>
+              <w:rPr>
+                <w:rFonts w:ascii="Malgun Gothic" w:cs="Malgun Gothic" w:eastAsia="Malgun Gothic" w:hAnsi="Malgun Gothic"/>
+                <w:sz w:val="20"/>
+                <w:szCs w:val="20"/>
+              </w:rPr>
+              <w:t xml:space="preserve">계산한 각도 그대로 — 회피 중 직진 강제는 피하던 부표에 부딪힌다</w:t>
+            </w:r>
+          </w:p>
+        </w:tc>
+        <w:tc>
+          <w:tcPr>
+            <w:tcW w:type="dxa" w:w="2340"/>
+            <w:tcBorders>
+              <w:top w:val="single" w:color="000000" w:sz="6"/>
+              <w:left w:val="single" w:color="000000" w:sz="6"/>
+              <w:bottom w:val="single" w:color="000000" w:sz="6"/>
+              <w:right w:val="single" w:color="000000" w:sz="6"/>
+            </w:tcBorders>
+            <w:tcMar>
+              <w:top w:type="dxa" w:w="60"/>
+              <w:left w:type="dxa" w:w="90"/>
+              <w:bottom w:type="dxa" w:w="60"/>
+              <w:right w:type="dxa" w:w="90"/>
+            </w:tcMar>
+          </w:tcPr>
+          <w:p>
+            <w:pPr>
+              <w:jc w:val="left"/>
+            </w:pPr>
+            <w:r>
+              <w:rPr>
+                <w:rFonts w:ascii="Malgun Gothic" w:cs="Malgun Gothic" w:eastAsia="Malgun Gothic" w:hAnsi="Malgun Gothic"/>
+                <w:sz w:val="20"/>
+                <w:szCs w:val="20"/>
+              </w:rPr>
+              <w:t xml:space="preserve">0.7 배</w:t>
+            </w:r>
+          </w:p>
+        </w:tc>
+      </w:tr>
+      <w:tr>
+        <w:tc>
+          <w:tcPr>
+            <w:tcW w:type="dxa" w:w="2340"/>
+            <w:tcBorders>
+              <w:top w:val="single" w:color="000000" w:sz="6"/>
+              <w:left w:val="single" w:color="000000" w:sz="6"/>
+              <w:bottom w:val="single" w:color="000000" w:sz="6"/>
+              <w:right w:val="single" w:color="000000" w:sz="6"/>
+            </w:tcBorders>
+            <w:tcMar>
+              <w:top w:type="dxa" w:w="60"/>
+              <w:left w:type="dxa" w:w="90"/>
+              <w:bottom w:type="dxa" w:w="60"/>
+              <w:right w:type="dxa" w:w="90"/>
+            </w:tcMar>
+          </w:tcPr>
+          <w:p>
+            <w:pPr>
+              <w:jc w:val="left"/>
+            </w:pPr>
+            <w:r>
+              <w:rPr>
+                <w:rFonts w:ascii="Malgun Gothic" w:cs="Malgun Gothic" w:eastAsia="Malgun Gothic" w:hAnsi="Malgun Gothic"/>
+                <w:sz w:val="20"/>
+                <w:szCs w:val="20"/>
+              </w:rPr>
+              <w:t xml:space="preserve">2 정지</w:t>
+            </w:r>
+          </w:p>
+        </w:tc>
+        <w:tc>
+          <w:tcPr>
+            <w:tcW w:type="dxa" w:w="2340"/>
+            <w:tcBorders>
+              <w:top w:val="single" w:color="000000" w:sz="6"/>
+              <w:left w:val="single" w:color="000000" w:sz="6"/>
+              <w:bottom w:val="single" w:color="000000" w:sz="6"/>
+              <w:right w:val="single" w:color="000000" w:sz="6"/>
+            </w:tcBorders>
+            <w:tcMar>
+              <w:top w:type="dxa" w:w="60"/>
+              <w:left w:type="dxa" w:w="90"/>
+              <w:bottom w:type="dxa" w:w="60"/>
+              <w:right w:type="dxa" w:w="90"/>
+            </w:tcMar>
+          </w:tcPr>
+          <w:p>
+            <w:pPr>
+              <w:jc w:val="left"/>
+            </w:pPr>
+            <w:r>
+              <w:rPr>
+                <w:rFonts w:ascii="Malgun Gothic" w:cs="Malgun Gothic" w:eastAsia="Malgun Gothic" w:hAnsi="Malgun Gothic"/>
+                <w:sz w:val="20"/>
+                <w:szCs w:val="20"/>
+              </w:rPr>
+              <w:t xml:space="preserve">경과 &gt; failsafe_stop_sec 3.0 s (연속 3회), 또는 이상 스캔(angle_increment 0·음수·NaN) 즉시</w:t>
+            </w:r>
+          </w:p>
+        </w:tc>
+        <w:tc>
+          <w:tcPr>
+            <w:tcW w:type="dxa" w:w="2340"/>
+            <w:tcBorders>
+              <w:top w:val="single" w:color="000000" w:sz="6"/>
+              <w:left w:val="single" w:color="000000" w:sz="6"/>
+              <w:bottom w:val="single" w:color="000000" w:sz="6"/>
+              <w:right w:val="single" w:color="000000" w:sz="6"/>
+            </w:tcBorders>
+            <w:tcMar>
+              <w:top w:type="dxa" w:w="60"/>
+              <w:left w:type="dxa" w:w="90"/>
+              <w:bottom w:type="dxa" w:w="60"/>
+              <w:right w:type="dxa" w:w="90"/>
+            </w:tcMar>
+          </w:tcPr>
+          <w:p>
+            <w:pPr>
+              <w:jc w:val="left"/>
+            </w:pPr>
+            <w:r>
+              <w:rPr>
+                <w:rFonts w:ascii="Malgun Gothic" w:cs="Malgun Gothic" w:eastAsia="Malgun Gothic" w:hAnsi="Malgun Gothic"/>
+                <w:sz w:val="20"/>
+                <w:szCs w:val="20"/>
+              </w:rPr>
+              <w:t xml:space="preserve">STOP_HOLD 로 덮어씀</w:t>
+            </w:r>
+          </w:p>
+        </w:tc>
+        <w:tc>
+          <w:tcPr>
+            <w:tcW w:type="dxa" w:w="2340"/>
+            <w:tcBorders>
+              <w:top w:val="single" w:color="000000" w:sz="6"/>
+              <w:left w:val="single" w:color="000000" w:sz="6"/>
+              <w:bottom w:val="single" w:color="000000" w:sz="6"/>
+              <w:right w:val="single" w:color="000000" w:sz="6"/>
+            </w:tcBorders>
+            <w:tcMar>
+              <w:top w:type="dxa" w:w="60"/>
+              <w:left w:type="dxa" w:w="90"/>
+              <w:bottom w:type="dxa" w:w="60"/>
+              <w:right w:type="dxa" w:w="90"/>
+            </w:tcMar>
+          </w:tcPr>
+          <w:p>
+            <w:pPr>
+              <w:jc w:val="left"/>
+            </w:pPr>
+            <w:r>
+              <w:rPr>
+                <w:rFonts w:ascii="Malgun Gothic" w:cs="Malgun Gothic" w:eastAsia="Malgun Gothic" w:hAnsi="Malgun Gothic"/>
+                <w:sz w:val="20"/>
+                <w:szCs w:val="20"/>
+              </w:rPr>
+              <w:t xml:space="preserve">정지</w:t>
+            </w:r>
+          </w:p>
+        </w:tc>
+      </w:tr>
+    </w:tbl>
+    <w:p>
+      <w:pPr>
+        <w:spacing w:after="60"/>
+      </w:pPr>
+      <w:r>
+        <w:rPr>
+          <w:rFonts w:ascii="Malgun Gothic" w:cs="Malgun Gothic" w:eastAsia="Malgun Gothic" w:hAnsi="Malgun Gothic"/>
+          <w:sz w:val="20"/>
+          <w:szCs w:val="20"/>
+        </w:rPr>
+        <w:t xml:space="preserve"/>
+      </w:r>
+    </w:p>
+    <w:p>
+      <w:pPr>
+        <w:spacing w:after="60" w:line="290"/>
+        <w:ind w:left="360" w:hanging="240"/>
+      </w:pPr>
+      <w:r>
+        <w:rPr>
+          <w:rFonts w:ascii="Malgun Gothic" w:cs="Malgun Gothic" w:eastAsia="Malgun Gothic" w:hAnsi="Malgun Gothic"/>
+          <w:sz w:val="20"/>
+          <w:szCs w:val="20"/>
+        </w:rPr>
+        <w:t xml:space="preserve">•  위치·헤딩 소스는 모르면 침묵한다. IMU 가 끊기면 /imu/yaw·/yaw_error 가 멈춰 위 감시가 잡고(Ⅲ-2.1), 받아들인 GPS fix 가 2.5 s 넘게 없으면 방위·지오펜스가 멈추되 /wp_mode 와 시간 초과 진행은 유지한다(Ⅲ-2.2). 지오펜스가 2.0 s 넘게 묵으면 병합하지 않는다.</w:t>
+      </w:r>
+    </w:p>
+    <w:p>
+      <w:pPr>
+        <w:spacing w:after="60" w:line="290"/>
+        <w:ind w:left="360" w:hanging="240"/>
+      </w:pPr>
+      <w:r>
+        <w:rPr>
+          <w:rFonts w:ascii="Malgun Gothic" w:cs="Malgun Gothic" w:eastAsia="Malgun Gothic" w:hAnsi="Malgun Gothic"/>
+          <w:sz w:val="20"/>
+          <w:szCs w:val="20"/>
+        </w:rPr>
+        <w:t xml:space="preserve">•  비전: /wp_mode 가 끊기면 검출기가 발행을 멈추고, 표식 유실 2.0 s 뒤에는 무효값 10000 을 낸다. 도킹 목표 오타는 모드 7 에서만 10000 + 주기 ERROR 로 드러난다(Ⅲ-4.5).</w:t>
       </w:r>
     </w:p>
     <w:p>
@@ -7555,6 +9733,19 @@
         <w:t xml:space="preserve">▶ 아래 ▶ 표시 두 줄 사이는 지금 보고서 원고다. 이걸 바탕으로 고쳐 쓴다. 틀린 곳은 근거를 달아 고친다.</w:t>
       </w:r>
     </w:p>
+    <w:p>
+      <w:pPr>
+        <w:spacing w:after="100" w:line="300"/>
+      </w:pPr>
+      <w:r>
+        <w:rPr>
+          <w:rFonts w:ascii="Malgun Gothic" w:cs="Malgun Gothic" w:eastAsia="Malgun Gothic" w:hAnsi="Malgun Gothic"/>
+          <w:sz w:val="20"/>
+          <w:szCs w:val="20"/>
+        </w:rPr>
+        <w:t xml:space="preserve">tools/sim 은 ship_direction·motor_control 로직 재구현, 가짜 LiDAR 부표 월드, 2025 규정 70×20 m 전 코스로 이뤄진다. 폭마다 정체(구간 미도달) 런 비율이 가장 낮고 그다음 접촉이 적은 clearance 를 골랐다.</w:t>
+      </w:r>
+    </w:p>
     <w:tbl>
       <w:tblPr>
         <w:tblW w:type="dxa" w:w="9360"/>
@@ -8528,7 +10719,7 @@
           <w:sz w:val="20"/>
           <w:szCs w:val="20"/>
         </w:rPr>
-        <w:t xml:space="preserve">작년 값 half_width 0.45 는 1.15 m 갭을 요구해 접촉 3.0 회·정체 1.5 회였다(1차 단일 시드 스윕). 최적점의 갭 요구(half_width×2 + clearance)는 0.78~0.90 m 에 모인다. 선회 중 유효 폭 W·cosθ + L·sinθ 는 1번배 10° 에서 0.86 m, 15° 에서 0.99 m 라 갭 요구 0.83 m 는 약 9° 이내로 정렬했을 때만 맞는다 — 1 m 안팎 틈은 시뮬이 못 잡는 영역이라 수조 게이트 시험으로 확인한다.</w:t>
+        <w:t xml:space="preserve">half_width 0.29 에서 clearance 별 접촉은 0.20 → 1.95, 0.25 → 1.32, 0.30 → 1.46(정체 2%), 0.35 → 정체 28%, 0.45 → 정체 50% 로, 접촉이 가장 적은 0.45 는 절반이 정체라 고르지 않았다. 작년 값 half_width 0.45 는 1.15 m 갭을 요구해 접촉 3.0 회·정체 1.5 회였다(1차 단일 시드 스윕). 최적점의 갭 요구(half_width×2 + clearance)는 0.78~0.90 m 에 모인다. 한계도 있다. 접촉 판정이 반경 half_width 원이라 측면 접촉을 못 잡고, 동역학은 가정값이며, 시간 투표·지오펜스 병합은 시뮬에 없다. 선회 중 유효 폭 W·cosθ + L·sinθ 는 1번배 치수(W 0.58, L 1.66)로 10° 에서 0.86 m, 15° 에서 0.99 m 라 갭 요구 0.83 m 는 약 9° 이내로 정렬했을 때만 맞는다 — 1 m 안팎 틈은 시뮬이 못 잡는 영역이라 수조 게이트 시험으로 확인한다.</w:t>
       </w:r>
     </w:p>
     <w:p>
